--- a/output/word/C言語プログラミング教材_演習問題集_基礎編.docx
+++ b/output/word/C言語プログラミング教材_演習問題集_基礎編.docx
@@ -406,6 +406,9 @@
         <w:pStyle w:val="SourceCode"/>
       </w:pPr>
       <w:r>
+        <w:br/>
+      </w:r>
+      <w:r>
         <w:rPr>
           <w:rStyle w:val="CommentTok"/>
         </w:rPr>
@@ -415,6 +418,9 @@
         <w:br/>
       </w:r>
       <w:r>
+        <w:br/>
+      </w:r>
+      <w:r>
         <w:rPr>
           <w:rStyle w:val="FunctionTok"/>
         </w:rPr>
@@ -449,6 +455,9 @@
           <w:rStyle w:val="CommentTok"/>
         </w:rPr>
         <w:t xml:space="preserve"># 実行</w:t>
+      </w:r>
+      <w:r>
+        <w:br/>
       </w:r>
       <w:r>
         <w:br/>
@@ -564,78 +573,81 @@
         </w:rPr>
         <w:t xml:space="preserve">ヒント:</w:t>
       </w:r>
+    </w:p>
+    <w:p>
+      <w:pPr>
+        <w:pStyle w:val="Compact"/>
+        <w:numPr>
+          <w:ilvl w:val="0"/>
+          <w:numId w:val="1003"/>
+        </w:numPr>
+      </w:pPr>
+      <w:r>
+        <w:rPr>
+          <w:rStyle w:val="VerbatimChar"/>
+        </w:rPr>
+        <w:t xml:space="preserve">#include &lt;stdio.h&gt;</w:t>
+      </w:r>
       <w:r>
         <w:t xml:space="preserve"> </w:t>
       </w:r>
       <w:r>
-        <w:t xml:space="preserve">-</w:t>
+        <w:rPr>
+          <w:rFonts w:hint="eastAsia"/>
+        </w:rPr>
+        <w:t xml:space="preserve">を忘れずに</w:t>
+      </w:r>
+    </w:p>
+    <w:p>
+      <w:pPr>
+        <w:pStyle w:val="Compact"/>
+        <w:numPr>
+          <w:ilvl w:val="0"/>
+          <w:numId w:val="1003"/>
+        </w:numPr>
+      </w:pPr>
+      <w:r>
+        <w:rPr>
+          <w:rStyle w:val="VerbatimChar"/>
+        </w:rPr>
+        <w:t xml:space="preserve">main</w:t>
       </w:r>
       <w:r>
         <w:t xml:space="preserve"> </w:t>
       </w:r>
       <w:r>
         <w:rPr>
-          <w:rStyle w:val="VerbatimChar"/>
-        </w:rPr>
-        <w:t xml:space="preserve">#include &lt;stdio.h&gt;</w:t>
+          <w:rFonts w:hint="eastAsia"/>
+        </w:rPr>
+        <w:t xml:space="preserve">関数の中に</w:t>
       </w:r>
       <w:r>
         <w:t xml:space="preserve"> </w:t>
       </w:r>
       <w:r>
         <w:rPr>
-          <w:rFonts w:hint="eastAsia"/>
-        </w:rPr>
-        <w:t xml:space="preserve">を忘れずに</w:t>
+          <w:rStyle w:val="VerbatimChar"/>
+        </w:rPr>
+        <w:t xml:space="preserve">printf</w:t>
       </w:r>
       <w:r>
         <w:t xml:space="preserve"> </w:t>
       </w:r>
       <w:r>
-        <w:t xml:space="preserve">-</w:t>
-      </w:r>
-      <w:r>
-        <w:t xml:space="preserve"> </w:t>
-      </w:r>
-      <w:r>
-        <w:rPr>
-          <w:rStyle w:val="VerbatimChar"/>
-        </w:rPr>
-        <w:t xml:space="preserve">main</w:t>
-      </w:r>
-      <w:r>
-        <w:t xml:space="preserve"> </w:t>
-      </w:r>
-      <w:r>
-        <w:rPr>
-          <w:rFonts w:hint="eastAsia"/>
-        </w:rPr>
-        <w:t xml:space="preserve">関数の中に</w:t>
-      </w:r>
-      <w:r>
-        <w:t xml:space="preserve"> </w:t>
-      </w:r>
-      <w:r>
-        <w:rPr>
-          <w:rStyle w:val="VerbatimChar"/>
-        </w:rPr>
-        <w:t xml:space="preserve">printf</w:t>
-      </w:r>
-      <w:r>
-        <w:t xml:space="preserve"> </w:t>
-      </w:r>
-      <w:r>
         <w:rPr>
           <w:rFonts w:hint="eastAsia"/>
         </w:rPr>
         <w:t xml:space="preserve">を書く</w:t>
       </w:r>
-      <w:r>
-        <w:t xml:space="preserve"> </w:t>
-      </w:r>
-      <w:r>
-        <w:t xml:space="preserve">- </w:t>
-      </w:r>
+    </w:p>
+    <w:p>
+      <w:pPr>
+        <w:pStyle w:val="Compact"/>
+        <w:numPr>
+          <w:ilvl w:val="0"/>
+          <w:numId w:val="1003"/>
+        </w:numPr>
+      </w:pPr>
       <w:r>
         <w:rPr>
           <w:rFonts w:hint="eastAsia"/>
@@ -860,36 +872,45 @@
         </w:rPr>
         <w:t xml:space="preserve">要件:</w:t>
       </w:r>
-      <w:r>
-        <w:t xml:space="preserve"> </w:t>
-      </w:r>
-      <w:r>
-        <w:t xml:space="preserve">- </w:t>
-      </w:r>
+    </w:p>
+    <w:p>
+      <w:pPr>
+        <w:pStyle w:val="Compact"/>
+        <w:numPr>
+          <w:ilvl w:val="0"/>
+          <w:numId w:val="1004"/>
+        </w:numPr>
+      </w:pPr>
       <w:r>
         <w:rPr>
           <w:rFonts w:hint="eastAsia"/>
         </w:rPr>
         <w:t xml:space="preserve">名前を表示</w:t>
       </w:r>
-      <w:r>
-        <w:t xml:space="preserve"> </w:t>
-      </w:r>
-      <w:r>
-        <w:t xml:space="preserve">- </w:t>
-      </w:r>
+    </w:p>
+    <w:p>
+      <w:pPr>
+        <w:pStyle w:val="Compact"/>
+        <w:numPr>
+          <w:ilvl w:val="0"/>
+          <w:numId w:val="1004"/>
+        </w:numPr>
+      </w:pPr>
       <w:r>
         <w:rPr>
           <w:rFonts w:hint="eastAsia"/>
         </w:rPr>
         <w:t xml:space="preserve">好きなものを1つ表示</w:t>
       </w:r>
-      <w:r>
-        <w:t xml:space="preserve"> </w:t>
-      </w:r>
-      <w:r>
-        <w:t xml:space="preserve">- </w:t>
-      </w:r>
+    </w:p>
+    <w:p>
+      <w:pPr>
+        <w:pStyle w:val="Compact"/>
+        <w:numPr>
+          <w:ilvl w:val="0"/>
+          <w:numId w:val="1004"/>
+        </w:numPr>
+      </w:pPr>
       <w:r>
         <w:rPr>
           <w:rFonts w:hint="eastAsia"/>
@@ -899,7 +920,7 @@
     </w:p>
     <w:p>
       <w:pPr>
-        <w:pStyle w:val="a2"/>
+        <w:pStyle w:val="FirstParagraph"/>
       </w:pPr>
       <w:r>
         <w:rPr>
@@ -1536,7 +1557,7 @@
         <w:pStyle w:val="Compact"/>
         <w:numPr>
           <w:ilvl w:val="0"/>
-          <w:numId w:val="1003"/>
+          <w:numId w:val="1005"/>
         </w:numPr>
       </w:pPr>
       <w:r>
@@ -1565,7 +1586,7 @@
         <w:pStyle w:val="Compact"/>
         <w:numPr>
           <w:ilvl w:val="0"/>
-          <w:numId w:val="1003"/>
+          <w:numId w:val="1005"/>
         </w:numPr>
       </w:pPr>
       <w:r>
@@ -1594,7 +1615,7 @@
         <w:pStyle w:val="Compact"/>
         <w:numPr>
           <w:ilvl w:val="0"/>
-          <w:numId w:val="1003"/>
+          <w:numId w:val="1005"/>
         </w:numPr>
       </w:pPr>
       <w:r>
@@ -1623,7 +1644,7 @@
         <w:pStyle w:val="Compact"/>
         <w:numPr>
           <w:ilvl w:val="0"/>
-          <w:numId w:val="1003"/>
+          <w:numId w:val="1005"/>
         </w:numPr>
       </w:pPr>
       <w:r>
@@ -1652,7 +1673,7 @@
         <w:pStyle w:val="Compact"/>
         <w:numPr>
           <w:ilvl w:val="0"/>
-          <w:numId w:val="1003"/>
+          <w:numId w:val="1005"/>
         </w:numPr>
       </w:pPr>
       <w:r>
@@ -1681,7 +1702,7 @@
         <w:pStyle w:val="Compact"/>
         <w:numPr>
           <w:ilvl w:val="0"/>
-          <w:numId w:val="1003"/>
+          <w:numId w:val="1005"/>
         </w:numPr>
       </w:pPr>
       <w:r>
@@ -2289,7 +2310,7 @@
         <w:pStyle w:val="Compact"/>
         <w:numPr>
           <w:ilvl w:val="0"/>
-          <w:numId w:val="1004"/>
+          <w:numId w:val="1006"/>
         </w:numPr>
       </w:pPr>
       <w:r>
@@ -2310,7 +2331,7 @@
         <w:pStyle w:val="Compact"/>
         <w:numPr>
           <w:ilvl w:val="0"/>
-          <w:numId w:val="1004"/>
+          <w:numId w:val="1006"/>
         </w:numPr>
       </w:pPr>
       <w:r>
@@ -2325,7 +2346,7 @@
         <w:pStyle w:val="Compact"/>
         <w:numPr>
           <w:ilvl w:val="0"/>
-          <w:numId w:val="1004"/>
+          <w:numId w:val="1006"/>
         </w:numPr>
       </w:pPr>
       <w:r>
@@ -2472,7 +2493,7 @@
         <w:pStyle w:val="Compact"/>
         <w:numPr>
           <w:ilvl w:val="0"/>
-          <w:numId w:val="1005"/>
+          <w:numId w:val="1007"/>
         </w:numPr>
       </w:pPr>
       <w:r>
@@ -2496,7 +2517,7 @@
         <w:pStyle w:val="Compact"/>
         <w:numPr>
           <w:ilvl w:val="0"/>
-          <w:numId w:val="1005"/>
+          <w:numId w:val="1007"/>
         </w:numPr>
       </w:pPr>
       <w:r>
@@ -2520,7 +2541,7 @@
         <w:pStyle w:val="Compact"/>
         <w:numPr>
           <w:ilvl w:val="0"/>
-          <w:numId w:val="1005"/>
+          <w:numId w:val="1007"/>
         </w:numPr>
       </w:pPr>
       <w:r>
@@ -2553,7 +2574,7 @@
         <w:pStyle w:val="Compact"/>
         <w:numPr>
           <w:ilvl w:val="0"/>
-          <w:numId w:val="1005"/>
+          <w:numId w:val="1007"/>
         </w:numPr>
       </w:pPr>
       <w:r>
@@ -2714,7 +2735,7 @@
         <w:pStyle w:val="Compact"/>
         <w:numPr>
           <w:ilvl w:val="0"/>
-          <w:numId w:val="1006"/>
+          <w:numId w:val="1008"/>
         </w:numPr>
       </w:pPr>
       <w:r>
@@ -2729,7 +2750,7 @@
         <w:pStyle w:val="Compact"/>
         <w:numPr>
           <w:ilvl w:val="0"/>
-          <w:numId w:val="1006"/>
+          <w:numId w:val="1008"/>
         </w:numPr>
       </w:pPr>
       <w:r>
@@ -2750,7 +2771,7 @@
         <w:pStyle w:val="Compact"/>
         <w:numPr>
           <w:ilvl w:val="0"/>
-          <w:numId w:val="1006"/>
+          <w:numId w:val="1008"/>
         </w:numPr>
       </w:pPr>
       <w:r>
@@ -2957,7 +2978,7 @@
         <w:pStyle w:val="Compact"/>
         <w:numPr>
           <w:ilvl w:val="0"/>
-          <w:numId w:val="1007"/>
+          <w:numId w:val="1009"/>
         </w:numPr>
       </w:pPr>
       <w:r>
@@ -2972,7 +2993,7 @@
         <w:pStyle w:val="Compact"/>
         <w:numPr>
           <w:ilvl w:val="0"/>
-          <w:numId w:val="1007"/>
+          <w:numId w:val="1009"/>
         </w:numPr>
       </w:pPr>
       <w:r>
@@ -2987,7 +3008,7 @@
         <w:pStyle w:val="Compact"/>
         <w:numPr>
           <w:ilvl w:val="0"/>
-          <w:numId w:val="1007"/>
+          <w:numId w:val="1009"/>
         </w:numPr>
       </w:pPr>
       <w:r>
@@ -3002,7 +3023,7 @@
         <w:pStyle w:val="Compact"/>
         <w:numPr>
           <w:ilvl w:val="0"/>
-          <w:numId w:val="1007"/>
+          <w:numId w:val="1009"/>
         </w:numPr>
       </w:pPr>
       <w:r>
@@ -3153,7 +3174,7 @@
         <w:pStyle w:val="Compact"/>
         <w:numPr>
           <w:ilvl w:val="0"/>
-          <w:numId w:val="1008"/>
+          <w:numId w:val="1010"/>
         </w:numPr>
       </w:pPr>
       <w:r>
@@ -3174,7 +3195,7 @@
         <w:pStyle w:val="Compact"/>
         <w:numPr>
           <w:ilvl w:val="0"/>
-          <w:numId w:val="1008"/>
+          <w:numId w:val="1010"/>
         </w:numPr>
       </w:pPr>
       <w:r>
@@ -3189,7 +3210,7 @@
         <w:pStyle w:val="Compact"/>
         <w:numPr>
           <w:ilvl w:val="0"/>
-          <w:numId w:val="1008"/>
+          <w:numId w:val="1010"/>
         </w:numPr>
       </w:pPr>
       <w:r>
@@ -3819,7 +3840,7 @@
         <w:pStyle w:val="Compact"/>
         <w:numPr>
           <w:ilvl w:val="0"/>
-          <w:numId w:val="1009"/>
+          <w:numId w:val="1011"/>
         </w:numPr>
       </w:pPr>
       <w:r>
@@ -3843,7 +3864,7 @@
         <w:pStyle w:val="Compact"/>
         <w:numPr>
           <w:ilvl w:val="0"/>
-          <w:numId w:val="1009"/>
+          <w:numId w:val="1011"/>
         </w:numPr>
       </w:pPr>
       <w:r>
@@ -3858,7 +3879,7 @@
         <w:pStyle w:val="Compact"/>
         <w:numPr>
           <w:ilvl w:val="0"/>
-          <w:numId w:val="1009"/>
+          <w:numId w:val="1011"/>
         </w:numPr>
       </w:pPr>
       <w:r>
@@ -4306,7 +4327,7 @@
         <w:pStyle w:val="Compact"/>
         <w:numPr>
           <w:ilvl w:val="0"/>
-          <w:numId w:val="1010"/>
+          <w:numId w:val="1012"/>
         </w:numPr>
       </w:pPr>
       <w:r>
@@ -4321,7 +4342,7 @@
         <w:pStyle w:val="Compact"/>
         <w:numPr>
           <w:ilvl w:val="0"/>
-          <w:numId w:val="1010"/>
+          <w:numId w:val="1012"/>
         </w:numPr>
       </w:pPr>
       <w:r>
@@ -4345,7 +4366,7 @@
         <w:pStyle w:val="Compact"/>
         <w:numPr>
           <w:ilvl w:val="0"/>
-          <w:numId w:val="1010"/>
+          <w:numId w:val="1012"/>
         </w:numPr>
       </w:pPr>
       <w:r>
@@ -4510,7 +4531,7 @@
       <w:pPr>
         <w:numPr>
           <w:ilvl w:val="0"/>
-          <w:numId w:val="1011"/>
+          <w:numId w:val="1013"/>
         </w:numPr>
       </w:pPr>
       <w:r>
@@ -4524,7 +4545,7 @@
       <w:pPr>
         <w:numPr>
           <w:ilvl w:val="0"/>
-          <w:numId w:val="1011"/>
+          <w:numId w:val="1013"/>
         </w:numPr>
       </w:pPr>
       <w:r>
@@ -4538,7 +4559,7 @@
       <w:pPr>
         <w:numPr>
           <w:ilvl w:val="0"/>
-          <w:numId w:val="1011"/>
+          <w:numId w:val="1013"/>
         </w:numPr>
       </w:pPr>
       <w:r>
@@ -4771,7 +4792,7 @@
       <w:pPr>
         <w:numPr>
           <w:ilvl w:val="0"/>
-          <w:numId w:val="1012"/>
+          <w:numId w:val="1014"/>
         </w:numPr>
       </w:pPr>
       <w:r>
@@ -4785,7 +4806,7 @@
       <w:pPr>
         <w:numPr>
           <w:ilvl w:val="0"/>
-          <w:numId w:val="1012"/>
+          <w:numId w:val="1014"/>
         </w:numPr>
       </w:pPr>
       <w:r>
@@ -4799,7 +4820,7 @@
       <w:pPr>
         <w:numPr>
           <w:ilvl w:val="0"/>
-          <w:numId w:val="1012"/>
+          <w:numId w:val="1014"/>
         </w:numPr>
       </w:pPr>
       <w:r>
@@ -4941,7 +4962,7 @@
         <w:pStyle w:val="Compact"/>
         <w:numPr>
           <w:ilvl w:val="0"/>
-          <w:numId w:val="1013"/>
+          <w:numId w:val="1015"/>
         </w:numPr>
       </w:pPr>
       <w:r>
@@ -4971,7 +4992,7 @@
         <w:pStyle w:val="Compact"/>
         <w:numPr>
           <w:ilvl w:val="0"/>
-          <w:numId w:val="1013"/>
+          <w:numId w:val="1015"/>
         </w:numPr>
       </w:pPr>
       <w:r>
@@ -4986,7 +5007,7 @@
         <w:pStyle w:val="Compact"/>
         <w:numPr>
           <w:ilvl w:val="0"/>
-          <w:numId w:val="1013"/>
+          <w:numId w:val="1015"/>
         </w:numPr>
       </w:pPr>
       <w:r>
@@ -5182,7 +5203,7 @@
       <w:pPr>
         <w:numPr>
           <w:ilvl w:val="0"/>
-          <w:numId w:val="1014"/>
+          <w:numId w:val="1016"/>
         </w:numPr>
       </w:pPr>
       <w:r>
@@ -5196,7 +5217,7 @@
       <w:pPr>
         <w:numPr>
           <w:ilvl w:val="0"/>
-          <w:numId w:val="1014"/>
+          <w:numId w:val="1016"/>
         </w:numPr>
       </w:pPr>
       <w:r>
@@ -5210,7 +5231,7 @@
       <w:pPr>
         <w:numPr>
           <w:ilvl w:val="0"/>
-          <w:numId w:val="1014"/>
+          <w:numId w:val="1016"/>
         </w:numPr>
       </w:pPr>
       <w:r>
@@ -5224,7 +5245,7 @@
       <w:pPr>
         <w:numPr>
           <w:ilvl w:val="0"/>
-          <w:numId w:val="1014"/>
+          <w:numId w:val="1016"/>
         </w:numPr>
       </w:pPr>
       <w:r>
@@ -5400,7 +5421,7 @@
       <w:pPr>
         <w:numPr>
           <w:ilvl w:val="0"/>
-          <w:numId w:val="1015"/>
+          <w:numId w:val="1017"/>
         </w:numPr>
       </w:pPr>
       <w:r>
@@ -5414,7 +5435,7 @@
       <w:pPr>
         <w:numPr>
           <w:ilvl w:val="0"/>
-          <w:numId w:val="1015"/>
+          <w:numId w:val="1017"/>
         </w:numPr>
       </w:pPr>
       <w:r>
@@ -5428,7 +5449,7 @@
       <w:pPr>
         <w:numPr>
           <w:ilvl w:val="0"/>
-          <w:numId w:val="1015"/>
+          <w:numId w:val="1017"/>
         </w:numPr>
       </w:pPr>
       <w:r>
@@ -5659,7 +5680,7 @@
       <w:pPr>
         <w:numPr>
           <w:ilvl w:val="0"/>
-          <w:numId w:val="1016"/>
+          <w:numId w:val="1018"/>
         </w:numPr>
       </w:pPr>
       <w:r>
@@ -5673,7 +5694,7 @@
       <w:pPr>
         <w:numPr>
           <w:ilvl w:val="0"/>
-          <w:numId w:val="1016"/>
+          <w:numId w:val="1018"/>
         </w:numPr>
       </w:pPr>
       <w:r>
@@ -5687,7 +5708,7 @@
       <w:pPr>
         <w:numPr>
           <w:ilvl w:val="0"/>
-          <w:numId w:val="1016"/>
+          <w:numId w:val="1018"/>
         </w:numPr>
       </w:pPr>
       <w:r>
@@ -6036,7 +6057,7 @@
       <w:pPr>
         <w:numPr>
           <w:ilvl w:val="0"/>
-          <w:numId w:val="1017"/>
+          <w:numId w:val="1019"/>
         </w:numPr>
       </w:pPr>
       <w:r>
@@ -6059,7 +6080,7 @@
       <w:pPr>
         <w:numPr>
           <w:ilvl w:val="0"/>
-          <w:numId w:val="1017"/>
+          <w:numId w:val="1019"/>
         </w:numPr>
       </w:pPr>
       <w:r>
@@ -6082,7 +6103,7 @@
       <w:pPr>
         <w:numPr>
           <w:ilvl w:val="0"/>
-          <w:numId w:val="1017"/>
+          <w:numId w:val="1019"/>
         </w:numPr>
       </w:pPr>
       <w:r>
@@ -6118,7 +6139,7 @@
       <w:pPr>
         <w:numPr>
           <w:ilvl w:val="0"/>
-          <w:numId w:val="1018"/>
+          <w:numId w:val="1020"/>
         </w:numPr>
       </w:pPr>
       <w:r>
@@ -6132,7 +6153,7 @@
       <w:pPr>
         <w:numPr>
           <w:ilvl w:val="0"/>
-          <w:numId w:val="1018"/>
+          <w:numId w:val="1020"/>
         </w:numPr>
       </w:pPr>
       <w:r>
@@ -6146,7 +6167,7 @@
       <w:pPr>
         <w:numPr>
           <w:ilvl w:val="0"/>
-          <w:numId w:val="1018"/>
+          <w:numId w:val="1020"/>
         </w:numPr>
       </w:pPr>
       <w:r>
@@ -6627,6 +6648,9 @@
         <w:pStyle w:val="SourceCode"/>
       </w:pPr>
       <w:r>
+        <w:br/>
+      </w:r>
+      <w:r>
         <w:rPr>
           <w:rStyle w:val="CommentTok"/>
         </w:rPr>
@@ -6636,6 +6660,9 @@
         <w:br/>
       </w:r>
       <w:r>
+        <w:br/>
+      </w:r>
+      <w:r>
         <w:rPr>
           <w:rStyle w:val="FunctionTok"/>
         </w:rPr>
@@ -6724,6 +6751,9 @@
           <w:rStyle w:val="CommentTok"/>
         </w:rPr>
         <w:t xml:space="preserve"># 実行例</w:t>
+      </w:r>
+      <w:r>
+        <w:br/>
       </w:r>
       <w:r>
         <w:br/>
@@ -6770,7 +6800,7 @@
       <w:pPr>
         <w:numPr>
           <w:ilvl w:val="0"/>
-          <w:numId w:val="1019"/>
+          <w:numId w:val="1021"/>
         </w:numPr>
       </w:pPr>
       <w:r>
@@ -6795,7 +6825,7 @@
       <w:pPr>
         <w:numPr>
           <w:ilvl w:val="0"/>
-          <w:numId w:val="1019"/>
+          <w:numId w:val="1021"/>
         </w:numPr>
       </w:pPr>
       <w:r>
@@ -6820,7 +6850,7 @@
       <w:pPr>
         <w:numPr>
           <w:ilvl w:val="0"/>
-          <w:numId w:val="1019"/>
+          <w:numId w:val="1021"/>
         </w:numPr>
       </w:pPr>
       <w:r>
@@ -6845,7 +6875,7 @@
       <w:pPr>
         <w:numPr>
           <w:ilvl w:val="0"/>
-          <w:numId w:val="1019"/>
+          <w:numId w:val="1021"/>
         </w:numPr>
       </w:pPr>
       <w:r>
@@ -6870,7 +6900,7 @@
       <w:pPr>
         <w:numPr>
           <w:ilvl w:val="0"/>
-          <w:numId w:val="1019"/>
+          <w:numId w:val="1021"/>
         </w:numPr>
       </w:pPr>
       <w:r>
@@ -6908,7 +6938,7 @@
       <w:pPr>
         <w:numPr>
           <w:ilvl w:val="0"/>
-          <w:numId w:val="1020"/>
+          <w:numId w:val="1022"/>
         </w:numPr>
       </w:pPr>
       <w:r>
@@ -6922,7 +6952,7 @@
       <w:pPr>
         <w:numPr>
           <w:ilvl w:val="0"/>
-          <w:numId w:val="1020"/>
+          <w:numId w:val="1022"/>
         </w:numPr>
       </w:pPr>
       <w:r>
@@ -6936,7 +6966,7 @@
       <w:pPr>
         <w:numPr>
           <w:ilvl w:val="0"/>
-          <w:numId w:val="1020"/>
+          <w:numId w:val="1022"/>
         </w:numPr>
       </w:pPr>
       <w:r>
@@ -6950,7 +6980,7 @@
       <w:pPr>
         <w:numPr>
           <w:ilvl w:val="0"/>
-          <w:numId w:val="1020"/>
+          <w:numId w:val="1022"/>
         </w:numPr>
       </w:pPr>
       <w:r>
@@ -6964,7 +6994,7 @@
       <w:pPr>
         <w:numPr>
           <w:ilvl w:val="0"/>
-          <w:numId w:val="1020"/>
+          <w:numId w:val="1022"/>
         </w:numPr>
       </w:pPr>
       <w:r>
@@ -6978,7 +7008,7 @@
       <w:pPr>
         <w:numPr>
           <w:ilvl w:val="0"/>
-          <w:numId w:val="1020"/>
+          <w:numId w:val="1022"/>
         </w:numPr>
       </w:pPr>
       <w:r>
@@ -7151,7 +7181,7 @@
         <w:pStyle w:val="Compact"/>
         <w:numPr>
           <w:ilvl w:val="0"/>
-          <w:numId w:val="1021"/>
+          <w:numId w:val="1023"/>
         </w:numPr>
       </w:pPr>
       <w:r>
@@ -7175,7 +7205,7 @@
         <w:pStyle w:val="Compact"/>
         <w:numPr>
           <w:ilvl w:val="0"/>
-          <w:numId w:val="1021"/>
+          <w:numId w:val="1023"/>
         </w:numPr>
       </w:pPr>
       <w:r>
@@ -7190,7 +7220,7 @@
         <w:pStyle w:val="Compact"/>
         <w:numPr>
           <w:ilvl w:val="0"/>
-          <w:numId w:val="1021"/>
+          <w:numId w:val="1023"/>
         </w:numPr>
       </w:pPr>
       <w:r>
@@ -7205,7 +7235,7 @@
         <w:pStyle w:val="Compact"/>
         <w:numPr>
           <w:ilvl w:val="0"/>
-          <w:numId w:val="1021"/>
+          <w:numId w:val="1023"/>
         </w:numPr>
       </w:pPr>
       <w:r>
@@ -7544,7 +7574,7 @@
         <w:pStyle w:val="Compact"/>
         <w:numPr>
           <w:ilvl w:val="0"/>
-          <w:numId w:val="1022"/>
+          <w:numId w:val="1024"/>
         </w:numPr>
       </w:pPr>
       <w:r>
@@ -7559,7 +7589,7 @@
         <w:pStyle w:val="Compact"/>
         <w:numPr>
           <w:ilvl w:val="0"/>
-          <w:numId w:val="1022"/>
+          <w:numId w:val="1024"/>
         </w:numPr>
       </w:pPr>
       <w:r>
@@ -7574,7 +7604,7 @@
         <w:pStyle w:val="Compact"/>
         <w:numPr>
           <w:ilvl w:val="0"/>
-          <w:numId w:val="1022"/>
+          <w:numId w:val="1024"/>
         </w:numPr>
       </w:pPr>
       <w:r>
@@ -7850,7 +7880,7 @@
         <w:pStyle w:val="Compact"/>
         <w:numPr>
           <w:ilvl w:val="0"/>
-          <w:numId w:val="1023"/>
+          <w:numId w:val="1025"/>
         </w:numPr>
       </w:pPr>
       <w:r>
@@ -7865,7 +7895,7 @@
         <w:pStyle w:val="Compact"/>
         <w:numPr>
           <w:ilvl w:val="0"/>
-          <w:numId w:val="1023"/>
+          <w:numId w:val="1025"/>
         </w:numPr>
       </w:pPr>
       <w:r>
@@ -7880,22 +7910,22 @@
         <w:pStyle w:val="Compact"/>
         <w:numPr>
           <w:ilvl w:val="0"/>
-          <w:numId w:val="1023"/>
-        </w:numPr>
-      </w:pPr>
-      <w:r>
-        <w:rPr>
-          <w:rFonts w:hint="eastAsia"/>
-        </w:rPr>
-        <w:t xml:space="preserve">ポインタのサイズも確認</w:t>
-      </w:r>
-    </w:p>
-    <w:p>
-      <w:pPr>
-        <w:pStyle w:val="Compact"/>
-        <w:numPr>
-          <w:ilvl w:val="0"/>
-          <w:numId w:val="1023"/>
+          <w:numId w:val="1025"/>
+        </w:numPr>
+      </w:pPr>
+      <w:r>
+        <w:rPr>
+          <w:rFonts w:hint="eastAsia"/>
+        </w:rPr>
+        <w:t xml:space="preserve">ポインターのサイズも確認</w:t>
+      </w:r>
+    </w:p>
+    <w:p>
+      <w:pPr>
+        <w:pStyle w:val="Compact"/>
+        <w:numPr>
+          <w:ilvl w:val="0"/>
+          <w:numId w:val="1025"/>
         </w:numPr>
       </w:pPr>
       <w:r>
@@ -8055,7 +8085,7 @@
         <w:rPr>
           <w:rStyle w:val="VerbatimChar"/>
         </w:rPr>
-        <w:t xml:space="preserve">=== ポインタのサイズ ===</w:t>
+        <w:t xml:space="preserve">=== ポインターのサイズ ===</w:t>
       </w:r>
       <w:r>
         <w:br/>
@@ -8149,7 +8179,7 @@
         <w:pStyle w:val="Compact"/>
         <w:numPr>
           <w:ilvl w:val="0"/>
-          <w:numId w:val="1024"/>
+          <w:numId w:val="1026"/>
         </w:numPr>
       </w:pPr>
       <w:r>
@@ -8164,7 +8194,7 @@
         <w:pStyle w:val="Compact"/>
         <w:numPr>
           <w:ilvl w:val="0"/>
-          <w:numId w:val="1024"/>
+          <w:numId w:val="1026"/>
         </w:numPr>
       </w:pPr>
       <w:r>
@@ -8179,7 +8209,7 @@
         <w:pStyle w:val="Compact"/>
         <w:numPr>
           <w:ilvl w:val="0"/>
-          <w:numId w:val="1024"/>
+          <w:numId w:val="1026"/>
         </w:numPr>
       </w:pPr>
       <w:r>
@@ -8194,7 +8224,7 @@
         <w:pStyle w:val="Compact"/>
         <w:numPr>
           <w:ilvl w:val="0"/>
-          <w:numId w:val="1024"/>
+          <w:numId w:val="1026"/>
         </w:numPr>
       </w:pPr>
       <w:r>
@@ -8499,7 +8529,7 @@
         <w:pStyle w:val="Compact"/>
         <w:numPr>
           <w:ilvl w:val="0"/>
-          <w:numId w:val="1025"/>
+          <w:numId w:val="1027"/>
         </w:numPr>
       </w:pPr>
       <w:r>
@@ -8514,7 +8544,7 @@
         <w:pStyle w:val="Compact"/>
         <w:numPr>
           <w:ilvl w:val="0"/>
-          <w:numId w:val="1025"/>
+          <w:numId w:val="1027"/>
         </w:numPr>
       </w:pPr>
       <w:r>
@@ -8529,7 +8559,7 @@
         <w:pStyle w:val="Compact"/>
         <w:numPr>
           <w:ilvl w:val="0"/>
-          <w:numId w:val="1025"/>
+          <w:numId w:val="1027"/>
         </w:numPr>
       </w:pPr>
       <w:r>
@@ -8544,7 +8574,7 @@
         <w:pStyle w:val="Compact"/>
         <w:numPr>
           <w:ilvl w:val="0"/>
-          <w:numId w:val="1025"/>
+          <w:numId w:val="1027"/>
         </w:numPr>
       </w:pPr>
       <w:r>
@@ -8884,7 +8914,7 @@
         <w:pStyle w:val="Compact"/>
         <w:numPr>
           <w:ilvl w:val="0"/>
-          <w:numId w:val="1026"/>
+          <w:numId w:val="1028"/>
         </w:numPr>
       </w:pPr>
       <w:r>
@@ -8899,7 +8929,7 @@
         <w:pStyle w:val="Compact"/>
         <w:numPr>
           <w:ilvl w:val="0"/>
-          <w:numId w:val="1026"/>
+          <w:numId w:val="1028"/>
         </w:numPr>
       </w:pPr>
       <w:r>
@@ -8914,7 +8944,7 @@
         <w:pStyle w:val="Compact"/>
         <w:numPr>
           <w:ilvl w:val="0"/>
-          <w:numId w:val="1026"/>
+          <w:numId w:val="1028"/>
         </w:numPr>
       </w:pPr>
       <w:r>
@@ -8929,7 +8959,7 @@
         <w:pStyle w:val="Compact"/>
         <w:numPr>
           <w:ilvl w:val="0"/>
-          <w:numId w:val="1026"/>
+          <w:numId w:val="1028"/>
         </w:numPr>
       </w:pPr>
       <w:r>
@@ -9159,7 +9189,7 @@
         <w:pStyle w:val="Compact"/>
         <w:numPr>
           <w:ilvl w:val="0"/>
-          <w:numId w:val="1027"/>
+          <w:numId w:val="1029"/>
         </w:numPr>
       </w:pPr>
       <w:r>
@@ -9174,7 +9204,7 @@
         <w:pStyle w:val="Compact"/>
         <w:numPr>
           <w:ilvl w:val="0"/>
-          <w:numId w:val="1027"/>
+          <w:numId w:val="1029"/>
         </w:numPr>
       </w:pPr>
       <w:r>
@@ -9189,7 +9219,7 @@
         <w:pStyle w:val="Compact"/>
         <w:numPr>
           <w:ilvl w:val="0"/>
-          <w:numId w:val="1027"/>
+          <w:numId w:val="1029"/>
         </w:numPr>
       </w:pPr>
       <w:r>
@@ -9204,7 +9234,7 @@
         <w:pStyle w:val="Compact"/>
         <w:numPr>
           <w:ilvl w:val="0"/>
-          <w:numId w:val="1027"/>
+          <w:numId w:val="1029"/>
         </w:numPr>
       </w:pPr>
       <w:r>
@@ -9219,7 +9249,7 @@
         <w:pStyle w:val="Compact"/>
         <w:numPr>
           <w:ilvl w:val="1"/>
-          <w:numId w:val="1028"/>
+          <w:numId w:val="1030"/>
         </w:numPr>
       </w:pPr>
       <w:r>
@@ -9246,7 +9276,7 @@
         <w:pStyle w:val="Compact"/>
         <w:numPr>
           <w:ilvl w:val="1"/>
-          <w:numId w:val="1028"/>
+          <w:numId w:val="1030"/>
         </w:numPr>
       </w:pPr>
       <w:r>
@@ -9496,7 +9526,7 @@
         <w:pStyle w:val="Compact"/>
         <w:numPr>
           <w:ilvl w:val="0"/>
-          <w:numId w:val="1029"/>
+          <w:numId w:val="1031"/>
         </w:numPr>
       </w:pPr>
       <w:r>
@@ -9511,7 +9541,7 @@
         <w:pStyle w:val="Compact"/>
         <w:numPr>
           <w:ilvl w:val="0"/>
-          <w:numId w:val="1029"/>
+          <w:numId w:val="1031"/>
         </w:numPr>
       </w:pPr>
       <w:r>
@@ -9556,7 +9586,7 @@
         <w:pStyle w:val="Compact"/>
         <w:numPr>
           <w:ilvl w:val="0"/>
-          <w:numId w:val="1029"/>
+          <w:numId w:val="1031"/>
         </w:numPr>
       </w:pPr>
       <w:r>
@@ -9571,7 +9601,7 @@
         <w:pStyle w:val="Compact"/>
         <w:numPr>
           <w:ilvl w:val="0"/>
-          <w:numId w:val="1029"/>
+          <w:numId w:val="1031"/>
         </w:numPr>
       </w:pPr>
       <w:r>
@@ -9701,7 +9731,7 @@
         <w:pStyle w:val="Compact"/>
         <w:numPr>
           <w:ilvl w:val="0"/>
-          <w:numId w:val="1030"/>
+          <w:numId w:val="1032"/>
         </w:numPr>
       </w:pPr>
       <w:r>
@@ -9716,7 +9746,7 @@
         <w:pStyle w:val="Compact"/>
         <w:numPr>
           <w:ilvl w:val="1"/>
-          <w:numId w:val="1031"/>
+          <w:numId w:val="1033"/>
         </w:numPr>
       </w:pPr>
       <w:r>
@@ -9728,7 +9758,7 @@
         <w:pStyle w:val="Compact"/>
         <w:numPr>
           <w:ilvl w:val="1"/>
-          <w:numId w:val="1031"/>
+          <w:numId w:val="1033"/>
         </w:numPr>
       </w:pPr>
       <w:r>
@@ -9740,7 +9770,7 @@
         <w:pStyle w:val="Compact"/>
         <w:numPr>
           <w:ilvl w:val="1"/>
-          <w:numId w:val="1031"/>
+          <w:numId w:val="1033"/>
         </w:numPr>
       </w:pPr>
       <w:r>
@@ -9752,7 +9782,7 @@
         <w:pStyle w:val="Compact"/>
         <w:numPr>
           <w:ilvl w:val="1"/>
-          <w:numId w:val="1031"/>
+          <w:numId w:val="1033"/>
         </w:numPr>
       </w:pPr>
       <w:r>
@@ -9764,7 +9794,7 @@
         <w:pStyle w:val="Compact"/>
         <w:numPr>
           <w:ilvl w:val="1"/>
-          <w:numId w:val="1031"/>
+          <w:numId w:val="1033"/>
         </w:numPr>
       </w:pPr>
       <w:r>
@@ -9776,7 +9806,7 @@
         <w:pStyle w:val="Compact"/>
         <w:numPr>
           <w:ilvl w:val="0"/>
-          <w:numId w:val="1030"/>
+          <w:numId w:val="1032"/>
         </w:numPr>
       </w:pPr>
       <w:r>
@@ -9791,7 +9821,7 @@
         <w:pStyle w:val="Compact"/>
         <w:numPr>
           <w:ilvl w:val="0"/>
-          <w:numId w:val="1030"/>
+          <w:numId w:val="1032"/>
         </w:numPr>
       </w:pPr>
       <w:r>
@@ -9806,7 +9836,7 @@
         <w:pStyle w:val="Compact"/>
         <w:numPr>
           <w:ilvl w:val="0"/>
-          <w:numId w:val="1030"/>
+          <w:numId w:val="1032"/>
         </w:numPr>
       </w:pPr>
       <w:r>
@@ -9967,7 +9997,7 @@
         <w:pStyle w:val="Compact"/>
         <w:numPr>
           <w:ilvl w:val="0"/>
-          <w:numId w:val="1032"/>
+          <w:numId w:val="1034"/>
         </w:numPr>
       </w:pPr>
       <w:r>
@@ -9982,7 +10012,7 @@
         <w:pStyle w:val="Compact"/>
         <w:numPr>
           <w:ilvl w:val="0"/>
-          <w:numId w:val="1032"/>
+          <w:numId w:val="1034"/>
         </w:numPr>
       </w:pPr>
       <w:r>
@@ -9997,7 +10027,7 @@
         <w:pStyle w:val="Compact"/>
         <w:numPr>
           <w:ilvl w:val="0"/>
-          <w:numId w:val="1032"/>
+          <w:numId w:val="1034"/>
         </w:numPr>
       </w:pPr>
       <w:r>
@@ -10156,7 +10186,7 @@
         <w:pStyle w:val="Compact"/>
         <w:numPr>
           <w:ilvl w:val="0"/>
-          <w:numId w:val="1033"/>
+          <w:numId w:val="1035"/>
         </w:numPr>
       </w:pPr>
       <w:r>
@@ -10171,7 +10201,7 @@
         <w:pStyle w:val="Compact"/>
         <w:numPr>
           <w:ilvl w:val="0"/>
-          <w:numId w:val="1033"/>
+          <w:numId w:val="1035"/>
         </w:numPr>
       </w:pPr>
       <w:r>
@@ -10186,7 +10216,7 @@
         <w:pStyle w:val="Compact"/>
         <w:numPr>
           <w:ilvl w:val="0"/>
-          <w:numId w:val="1033"/>
+          <w:numId w:val="1035"/>
         </w:numPr>
       </w:pPr>
       <w:r>
@@ -10387,7 +10417,7 @@
         <w:pStyle w:val="Compact"/>
         <w:numPr>
           <w:ilvl w:val="0"/>
-          <w:numId w:val="1034"/>
+          <w:numId w:val="1036"/>
         </w:numPr>
       </w:pPr>
       <w:r>
@@ -10402,7 +10432,7 @@
         <w:pStyle w:val="Compact"/>
         <w:numPr>
           <w:ilvl w:val="0"/>
-          <w:numId w:val="1034"/>
+          <w:numId w:val="1036"/>
         </w:numPr>
       </w:pPr>
       <w:r>
@@ -10417,7 +10447,7 @@
         <w:pStyle w:val="Compact"/>
         <w:numPr>
           <w:ilvl w:val="0"/>
-          <w:numId w:val="1034"/>
+          <w:numId w:val="1036"/>
         </w:numPr>
       </w:pPr>
       <w:r>
@@ -10730,7 +10760,7 @@
         <w:pStyle w:val="Compact"/>
         <w:numPr>
           <w:ilvl w:val="0"/>
-          <w:numId w:val="1035"/>
+          <w:numId w:val="1037"/>
         </w:numPr>
       </w:pPr>
       <w:r>
@@ -10745,7 +10775,7 @@
         <w:pStyle w:val="Compact"/>
         <w:numPr>
           <w:ilvl w:val="0"/>
-          <w:numId w:val="1035"/>
+          <w:numId w:val="1037"/>
         </w:numPr>
       </w:pPr>
       <w:r>
@@ -10760,7 +10790,7 @@
         <w:pStyle w:val="Compact"/>
         <w:numPr>
           <w:ilvl w:val="0"/>
-          <w:numId w:val="1035"/>
+          <w:numId w:val="1037"/>
         </w:numPr>
       </w:pPr>
       <w:r>
@@ -10874,6 +10904,9 @@
         <w:br/>
       </w:r>
       <w:r>
+        <w:br/>
+      </w:r>
+      <w:r>
         <w:rPr>
           <w:rStyle w:val="VerbatimChar"/>
         </w:rPr>
@@ -10917,6 +10950,9 @@
           <w:rFonts w:hint="eastAsia"/>
         </w:rPr>
         <w:t xml:space="preserve">ビットをトグル（反転）</w:t>
+      </w:r>
+      <w:r>
+        <w:br/>
       </w:r>
       <w:r>
         <w:br/>
@@ -11043,7 +11079,7 @@
         <w:pStyle w:val="Compact"/>
         <w:numPr>
           <w:ilvl w:val="0"/>
-          <w:numId w:val="1036"/>
+          <w:numId w:val="1038"/>
         </w:numPr>
       </w:pPr>
       <w:r>
@@ -11058,7 +11094,7 @@
         <w:pStyle w:val="Compact"/>
         <w:numPr>
           <w:ilvl w:val="0"/>
-          <w:numId w:val="1036"/>
+          <w:numId w:val="1038"/>
         </w:numPr>
       </w:pPr>
       <w:r>
@@ -11073,7 +11109,7 @@
         <w:pStyle w:val="Compact"/>
         <w:numPr>
           <w:ilvl w:val="0"/>
-          <w:numId w:val="1036"/>
+          <w:numId w:val="1038"/>
         </w:numPr>
       </w:pPr>
       <w:r>
@@ -11248,7 +11284,7 @@
         <w:pStyle w:val="Compact"/>
         <w:numPr>
           <w:ilvl w:val="0"/>
-          <w:numId w:val="1037"/>
+          <w:numId w:val="1039"/>
         </w:numPr>
       </w:pPr>
       <w:r>
@@ -11263,7 +11299,7 @@
         <w:pStyle w:val="Compact"/>
         <w:numPr>
           <w:ilvl w:val="0"/>
-          <w:numId w:val="1037"/>
+          <w:numId w:val="1039"/>
         </w:numPr>
       </w:pPr>
       <w:r>
@@ -11278,7 +11314,7 @@
         <w:pStyle w:val="Compact"/>
         <w:numPr>
           <w:ilvl w:val="0"/>
-          <w:numId w:val="1037"/>
+          <w:numId w:val="1039"/>
         </w:numPr>
       </w:pPr>
       <w:r>
@@ -11621,7 +11657,7 @@
         <w:pStyle w:val="Compact"/>
         <w:numPr>
           <w:ilvl w:val="0"/>
-          <w:numId w:val="1038"/>
+          <w:numId w:val="1040"/>
         </w:numPr>
       </w:pPr>
       <w:r>
@@ -11636,7 +11672,7 @@
         <w:pStyle w:val="Compact"/>
         <w:numPr>
           <w:ilvl w:val="0"/>
-          <w:numId w:val="1038"/>
+          <w:numId w:val="1040"/>
         </w:numPr>
       </w:pPr>
       <w:r>
@@ -11651,7 +11687,7 @@
         <w:pStyle w:val="Compact"/>
         <w:numPr>
           <w:ilvl w:val="0"/>
-          <w:numId w:val="1038"/>
+          <w:numId w:val="1040"/>
         </w:numPr>
       </w:pPr>
       <w:r>
@@ -11679,7 +11715,7 @@
         <w:pStyle w:val="Compact"/>
         <w:numPr>
           <w:ilvl w:val="0"/>
-          <w:numId w:val="1039"/>
+          <w:numId w:val="1041"/>
         </w:numPr>
       </w:pPr>
       <w:r>
@@ -11694,7 +11730,7 @@
         <w:pStyle w:val="Compact"/>
         <w:numPr>
           <w:ilvl w:val="0"/>
-          <w:numId w:val="1039"/>
+          <w:numId w:val="1041"/>
         </w:numPr>
       </w:pPr>
       <w:r>
@@ -11709,7 +11745,7 @@
         <w:pStyle w:val="Compact"/>
         <w:numPr>
           <w:ilvl w:val="0"/>
-          <w:numId w:val="1039"/>
+          <w:numId w:val="1041"/>
         </w:numPr>
       </w:pPr>
       <w:r>
@@ -11792,7 +11828,7 @@
         <w:pStyle w:val="Compact"/>
         <w:numPr>
           <w:ilvl w:val="0"/>
-          <w:numId w:val="1040"/>
+          <w:numId w:val="1042"/>
         </w:numPr>
       </w:pPr>
       <w:r>
@@ -11807,7 +11843,7 @@
         <w:pStyle w:val="Compact"/>
         <w:numPr>
           <w:ilvl w:val="0"/>
-          <w:numId w:val="1040"/>
+          <w:numId w:val="1042"/>
         </w:numPr>
       </w:pPr>
       <w:r>
@@ -11822,7 +11858,7 @@
         <w:pStyle w:val="Compact"/>
         <w:numPr>
           <w:ilvl w:val="0"/>
-          <w:numId w:val="1040"/>
+          <w:numId w:val="1042"/>
         </w:numPr>
       </w:pPr>
       <w:r>
@@ -11837,7 +11873,7 @@
         <w:pStyle w:val="Compact"/>
         <w:numPr>
           <w:ilvl w:val="0"/>
-          <w:numId w:val="1040"/>
+          <w:numId w:val="1042"/>
         </w:numPr>
       </w:pPr>
       <w:r>
@@ -11852,7 +11888,7 @@
         <w:pStyle w:val="Compact"/>
         <w:numPr>
           <w:ilvl w:val="0"/>
-          <w:numId w:val="1040"/>
+          <w:numId w:val="1042"/>
         </w:numPr>
       </w:pPr>
       <w:r>
@@ -11880,7 +11916,7 @@
         <w:pStyle w:val="Compact"/>
         <w:numPr>
           <w:ilvl w:val="0"/>
-          <w:numId w:val="1041"/>
+          <w:numId w:val="1043"/>
         </w:numPr>
       </w:pPr>
       <w:r>
@@ -11895,7 +11931,7 @@
         <w:pStyle w:val="Compact"/>
         <w:numPr>
           <w:ilvl w:val="0"/>
-          <w:numId w:val="1041"/>
+          <w:numId w:val="1043"/>
         </w:numPr>
       </w:pPr>
       <w:r>
@@ -11910,7 +11946,7 @@
         <w:pStyle w:val="Compact"/>
         <w:numPr>
           <w:ilvl w:val="0"/>
-          <w:numId w:val="1041"/>
+          <w:numId w:val="1043"/>
         </w:numPr>
       </w:pPr>
       <w:r>
@@ -11993,7 +12029,7 @@
         <w:pStyle w:val="Compact"/>
         <w:numPr>
           <w:ilvl w:val="0"/>
-          <w:numId w:val="1042"/>
+          <w:numId w:val="1044"/>
         </w:numPr>
       </w:pPr>
       <w:r>
@@ -12008,7 +12044,7 @@
         <w:pStyle w:val="Compact"/>
         <w:numPr>
           <w:ilvl w:val="0"/>
-          <w:numId w:val="1042"/>
+          <w:numId w:val="1044"/>
         </w:numPr>
       </w:pPr>
       <w:r>
@@ -12023,7 +12059,7 @@
         <w:pStyle w:val="Compact"/>
         <w:numPr>
           <w:ilvl w:val="0"/>
-          <w:numId w:val="1042"/>
+          <w:numId w:val="1044"/>
         </w:numPr>
       </w:pPr>
       <w:r>
@@ -12041,7 +12077,7 @@
         <w:pStyle w:val="Compact"/>
         <w:numPr>
           <w:ilvl w:val="0"/>
-          <w:numId w:val="1042"/>
+          <w:numId w:val="1044"/>
         </w:numPr>
       </w:pPr>
       <w:r>
@@ -12056,7 +12092,7 @@
         <w:pStyle w:val="Compact"/>
         <w:numPr>
           <w:ilvl w:val="0"/>
-          <w:numId w:val="1042"/>
+          <w:numId w:val="1044"/>
         </w:numPr>
       </w:pPr>
       <w:r>
@@ -12071,7 +12107,7 @@
         <w:pStyle w:val="Compact"/>
         <w:numPr>
           <w:ilvl w:val="0"/>
-          <w:numId w:val="1042"/>
+          <w:numId w:val="1044"/>
         </w:numPr>
       </w:pPr>
       <w:r>
@@ -12185,7 +12221,7 @@
         <w:pStyle w:val="Compact"/>
         <w:numPr>
           <w:ilvl w:val="0"/>
-          <w:numId w:val="1043"/>
+          <w:numId w:val="1045"/>
         </w:numPr>
       </w:pPr>
       <w:r>
@@ -12200,7 +12236,7 @@
         <w:pStyle w:val="Compact"/>
         <w:numPr>
           <w:ilvl w:val="0"/>
-          <w:numId w:val="1043"/>
+          <w:numId w:val="1045"/>
         </w:numPr>
       </w:pPr>
       <w:r>
@@ -12215,7 +12251,7 @@
         <w:pStyle w:val="Compact"/>
         <w:numPr>
           <w:ilvl w:val="0"/>
-          <w:numId w:val="1043"/>
+          <w:numId w:val="1045"/>
         </w:numPr>
       </w:pPr>
       <w:r>
@@ -12230,7 +12266,7 @@
         <w:pStyle w:val="Compact"/>
         <w:numPr>
           <w:ilvl w:val="0"/>
-          <w:numId w:val="1043"/>
+          <w:numId w:val="1045"/>
         </w:numPr>
       </w:pPr>
       <w:r>
@@ -12363,7 +12399,7 @@
         <w:pStyle w:val="Compact"/>
         <w:numPr>
           <w:ilvl w:val="0"/>
-          <w:numId w:val="1044"/>
+          <w:numId w:val="1046"/>
         </w:numPr>
       </w:pPr>
       <w:r>
@@ -12389,7 +12425,7 @@
         <w:pStyle w:val="Compact"/>
         <w:numPr>
           <w:ilvl w:val="0"/>
-          <w:numId w:val="1044"/>
+          <w:numId w:val="1046"/>
         </w:numPr>
       </w:pPr>
       <w:r>
@@ -12415,7 +12451,7 @@
         <w:pStyle w:val="Compact"/>
         <w:numPr>
           <w:ilvl w:val="0"/>
-          <w:numId w:val="1044"/>
+          <w:numId w:val="1046"/>
         </w:numPr>
       </w:pPr>
       <w:r>
@@ -12441,7 +12477,7 @@
         <w:pStyle w:val="Compact"/>
         <w:numPr>
           <w:ilvl w:val="0"/>
-          <w:numId w:val="1044"/>
+          <w:numId w:val="1046"/>
         </w:numPr>
       </w:pPr>
       <w:r>
@@ -12477,7 +12513,7 @@
         <w:pStyle w:val="Compact"/>
         <w:numPr>
           <w:ilvl w:val="0"/>
-          <w:numId w:val="1045"/>
+          <w:numId w:val="1047"/>
         </w:numPr>
       </w:pPr>
       <w:r>
@@ -12492,7 +12528,7 @@
         <w:pStyle w:val="Compact"/>
         <w:numPr>
           <w:ilvl w:val="0"/>
-          <w:numId w:val="1045"/>
+          <w:numId w:val="1047"/>
         </w:numPr>
       </w:pPr>
       <w:r>
@@ -12507,7 +12543,7 @@
         <w:pStyle w:val="Compact"/>
         <w:numPr>
           <w:ilvl w:val="0"/>
-          <w:numId w:val="1045"/>
+          <w:numId w:val="1047"/>
         </w:numPr>
       </w:pPr>
       <w:r>
@@ -12522,7 +12558,7 @@
         <w:pStyle w:val="Compact"/>
         <w:numPr>
           <w:ilvl w:val="0"/>
-          <w:numId w:val="1045"/>
+          <w:numId w:val="1047"/>
         </w:numPr>
       </w:pPr>
       <w:r>
@@ -12537,7 +12573,7 @@
         <w:pStyle w:val="Compact"/>
         <w:numPr>
           <w:ilvl w:val="0"/>
-          <w:numId w:val="1045"/>
+          <w:numId w:val="1047"/>
         </w:numPr>
       </w:pPr>
       <w:r>
@@ -12653,7 +12689,7 @@
         <w:pStyle w:val="Compact"/>
         <w:numPr>
           <w:ilvl w:val="0"/>
-          <w:numId w:val="1046"/>
+          <w:numId w:val="1048"/>
         </w:numPr>
       </w:pPr>
       <w:r>
@@ -12668,7 +12704,7 @@
         <w:pStyle w:val="Compact"/>
         <w:numPr>
           <w:ilvl w:val="0"/>
-          <w:numId w:val="1046"/>
+          <w:numId w:val="1048"/>
         </w:numPr>
       </w:pPr>
       <w:r>
@@ -12683,7 +12719,7 @@
         <w:pStyle w:val="Compact"/>
         <w:numPr>
           <w:ilvl w:val="0"/>
-          <w:numId w:val="1046"/>
+          <w:numId w:val="1048"/>
         </w:numPr>
       </w:pPr>
       <w:r>
@@ -12756,7 +12792,7 @@
         <w:pStyle w:val="Compact"/>
         <w:numPr>
           <w:ilvl w:val="0"/>
-          <w:numId w:val="1047"/>
+          <w:numId w:val="1049"/>
         </w:numPr>
       </w:pPr>
       <w:r>
@@ -12780,7 +12816,7 @@
         <w:pStyle w:val="Compact"/>
         <w:numPr>
           <w:ilvl w:val="0"/>
-          <w:numId w:val="1047"/>
+          <w:numId w:val="1049"/>
         </w:numPr>
       </w:pPr>
       <w:r>
@@ -12804,7 +12840,7 @@
         <w:pStyle w:val="Compact"/>
         <w:numPr>
           <w:ilvl w:val="0"/>
-          <w:numId w:val="1047"/>
+          <w:numId w:val="1049"/>
         </w:numPr>
       </w:pPr>
       <w:r>
@@ -12828,7 +12864,7 @@
         <w:pStyle w:val="Compact"/>
         <w:numPr>
           <w:ilvl w:val="0"/>
-          <w:numId w:val="1047"/>
+          <w:numId w:val="1049"/>
         </w:numPr>
       </w:pPr>
       <w:r>
@@ -12852,7 +12888,7 @@
         <w:pStyle w:val="Compact"/>
         <w:numPr>
           <w:ilvl w:val="0"/>
-          <w:numId w:val="1047"/>
+          <w:numId w:val="1049"/>
         </w:numPr>
       </w:pPr>
       <w:r>
@@ -12889,7 +12925,7 @@
         <w:pStyle w:val="Compact"/>
         <w:numPr>
           <w:ilvl w:val="0"/>
-          <w:numId w:val="1048"/>
+          <w:numId w:val="1050"/>
         </w:numPr>
       </w:pPr>
       <w:r>
@@ -12907,7 +12943,7 @@
         <w:pStyle w:val="Compact"/>
         <w:numPr>
           <w:ilvl w:val="0"/>
-          <w:numId w:val="1048"/>
+          <w:numId w:val="1050"/>
         </w:numPr>
       </w:pPr>
       <w:r>
@@ -13187,7 +13223,7 @@
         <w:pStyle w:val="Compact"/>
         <w:numPr>
           <w:ilvl w:val="0"/>
-          <w:numId w:val="1049"/>
+          <w:numId w:val="1051"/>
         </w:numPr>
       </w:pPr>
       <w:r>
@@ -13211,7 +13247,7 @@
         <w:pStyle w:val="Compact"/>
         <w:numPr>
           <w:ilvl w:val="0"/>
-          <w:numId w:val="1049"/>
+          <w:numId w:val="1051"/>
         </w:numPr>
       </w:pPr>
       <w:r>
@@ -13226,7 +13262,7 @@
         <w:pStyle w:val="Compact"/>
         <w:numPr>
           <w:ilvl w:val="0"/>
-          <w:numId w:val="1049"/>
+          <w:numId w:val="1051"/>
         </w:numPr>
       </w:pPr>
       <w:r>
@@ -13254,7 +13290,7 @@
         <w:pStyle w:val="Compact"/>
         <w:numPr>
           <w:ilvl w:val="0"/>
-          <w:numId w:val="1050"/>
+          <w:numId w:val="1052"/>
         </w:numPr>
       </w:pPr>
       <w:r>
@@ -13278,7 +13314,7 @@
         <w:pStyle w:val="Compact"/>
         <w:numPr>
           <w:ilvl w:val="0"/>
-          <w:numId w:val="1050"/>
+          <w:numId w:val="1052"/>
         </w:numPr>
       </w:pPr>
       <w:r>
@@ -13527,7 +13563,7 @@
         <w:pStyle w:val="Compact"/>
         <w:numPr>
           <w:ilvl w:val="0"/>
-          <w:numId w:val="1051"/>
+          <w:numId w:val="1053"/>
         </w:numPr>
       </w:pPr>
       <w:r>
@@ -13563,7 +13599,7 @@
         <w:pStyle w:val="Compact"/>
         <w:numPr>
           <w:ilvl w:val="0"/>
-          <w:numId w:val="1051"/>
+          <w:numId w:val="1053"/>
         </w:numPr>
       </w:pPr>
       <w:r>
@@ -13578,7 +13614,7 @@
         <w:pStyle w:val="Compact"/>
         <w:numPr>
           <w:ilvl w:val="1"/>
-          <w:numId w:val="1052"/>
+          <w:numId w:val="1054"/>
         </w:numPr>
       </w:pPr>
       <w:r>
@@ -13602,7 +13638,7 @@
         <w:pStyle w:val="Compact"/>
         <w:numPr>
           <w:ilvl w:val="1"/>
-          <w:numId w:val="1052"/>
+          <w:numId w:val="1054"/>
         </w:numPr>
       </w:pPr>
       <w:r>
@@ -13626,7 +13662,7 @@
         <w:pStyle w:val="Compact"/>
         <w:numPr>
           <w:ilvl w:val="1"/>
-          <w:numId w:val="1052"/>
+          <w:numId w:val="1054"/>
         </w:numPr>
       </w:pPr>
       <w:r>
@@ -13650,7 +13686,7 @@
         <w:pStyle w:val="Compact"/>
         <w:numPr>
           <w:ilvl w:val="1"/>
-          <w:numId w:val="1052"/>
+          <w:numId w:val="1054"/>
         </w:numPr>
       </w:pPr>
       <w:r>
@@ -13687,7 +13723,7 @@
         <w:pStyle w:val="Compact"/>
         <w:numPr>
           <w:ilvl w:val="0"/>
-          <w:numId w:val="1053"/>
+          <w:numId w:val="1055"/>
         </w:numPr>
       </w:pPr>
       <w:r>
@@ -13702,7 +13738,7 @@
         <w:pStyle w:val="Compact"/>
         <w:numPr>
           <w:ilvl w:val="0"/>
-          <w:numId w:val="1053"/>
+          <w:numId w:val="1055"/>
         </w:numPr>
       </w:pPr>
       <w:r>
@@ -13984,7 +14020,7 @@
         <w:pStyle w:val="Compact"/>
         <w:numPr>
           <w:ilvl w:val="0"/>
-          <w:numId w:val="1054"/>
+          <w:numId w:val="1056"/>
         </w:numPr>
       </w:pPr>
       <w:r>
@@ -13999,7 +14035,7 @@
         <w:pStyle w:val="Compact"/>
         <w:numPr>
           <w:ilvl w:val="0"/>
-          <w:numId w:val="1054"/>
+          <w:numId w:val="1056"/>
         </w:numPr>
       </w:pPr>
       <w:r>
@@ -14014,7 +14050,7 @@
         <w:pStyle w:val="Compact"/>
         <w:numPr>
           <w:ilvl w:val="0"/>
-          <w:numId w:val="1054"/>
+          <w:numId w:val="1056"/>
         </w:numPr>
       </w:pPr>
       <w:r>
@@ -14042,7 +14078,7 @@
         <w:pStyle w:val="Compact"/>
         <w:numPr>
           <w:ilvl w:val="0"/>
-          <w:numId w:val="1055"/>
+          <w:numId w:val="1057"/>
         </w:numPr>
       </w:pPr>
       <w:r>
@@ -14057,7 +14093,7 @@
         <w:pStyle w:val="Compact"/>
         <w:numPr>
           <w:ilvl w:val="0"/>
-          <w:numId w:val="1055"/>
+          <w:numId w:val="1057"/>
         </w:numPr>
       </w:pPr>
       <w:r>
@@ -14259,7 +14295,7 @@
         <w:pStyle w:val="Compact"/>
         <w:numPr>
           <w:ilvl w:val="0"/>
-          <w:numId w:val="1056"/>
+          <w:numId w:val="1058"/>
         </w:numPr>
       </w:pPr>
       <w:r>
@@ -14274,7 +14310,7 @@
         <w:pStyle w:val="Compact"/>
         <w:numPr>
           <w:ilvl w:val="0"/>
-          <w:numId w:val="1056"/>
+          <w:numId w:val="1058"/>
         </w:numPr>
       </w:pPr>
       <w:r>
@@ -14289,7 +14325,7 @@
         <w:pStyle w:val="Compact"/>
         <w:numPr>
           <w:ilvl w:val="0"/>
-          <w:numId w:val="1056"/>
+          <w:numId w:val="1058"/>
         </w:numPr>
       </w:pPr>
       <w:r>
@@ -14304,7 +14340,7 @@
         <w:pStyle w:val="Compact"/>
         <w:numPr>
           <w:ilvl w:val="0"/>
-          <w:numId w:val="1056"/>
+          <w:numId w:val="1058"/>
         </w:numPr>
       </w:pPr>
       <w:r>
@@ -14319,7 +14355,7 @@
         <w:pStyle w:val="Compact"/>
         <w:numPr>
           <w:ilvl w:val="0"/>
-          <w:numId w:val="1056"/>
+          <w:numId w:val="1058"/>
         </w:numPr>
       </w:pPr>
       <w:r>
@@ -14347,7 +14383,7 @@
         <w:pStyle w:val="Compact"/>
         <w:numPr>
           <w:ilvl w:val="0"/>
-          <w:numId w:val="1057"/>
+          <w:numId w:val="1059"/>
         </w:numPr>
       </w:pPr>
       <w:r>
@@ -14365,7 +14401,7 @@
         <w:pStyle w:val="Compact"/>
         <w:numPr>
           <w:ilvl w:val="0"/>
-          <w:numId w:val="1057"/>
+          <w:numId w:val="1059"/>
         </w:numPr>
       </w:pPr>
       <w:r>
@@ -14383,7 +14419,7 @@
         <w:pStyle w:val="Compact"/>
         <w:numPr>
           <w:ilvl w:val="0"/>
-          <w:numId w:val="1057"/>
+          <w:numId w:val="1059"/>
         </w:numPr>
       </w:pPr>
       <w:r>
@@ -14401,7 +14437,7 @@
         <w:pStyle w:val="Compact"/>
         <w:numPr>
           <w:ilvl w:val="0"/>
-          <w:numId w:val="1057"/>
+          <w:numId w:val="1059"/>
         </w:numPr>
       </w:pPr>
       <w:r>
@@ -14419,7 +14455,7 @@
         <w:pStyle w:val="Compact"/>
         <w:numPr>
           <w:ilvl w:val="0"/>
-          <w:numId w:val="1057"/>
+          <w:numId w:val="1059"/>
         </w:numPr>
       </w:pPr>
       <w:r>
@@ -14437,7 +14473,7 @@
         <w:pStyle w:val="Compact"/>
         <w:numPr>
           <w:ilvl w:val="0"/>
-          <w:numId w:val="1057"/>
+          <w:numId w:val="1059"/>
         </w:numPr>
       </w:pPr>
       <w:r>
@@ -14468,7 +14504,7 @@
         <w:pStyle w:val="Compact"/>
         <w:numPr>
           <w:ilvl w:val="0"/>
-          <w:numId w:val="1058"/>
+          <w:numId w:val="1060"/>
         </w:numPr>
       </w:pPr>
       <w:r>
@@ -14483,7 +14519,7 @@
         <w:pStyle w:val="Compact"/>
         <w:numPr>
           <w:ilvl w:val="0"/>
-          <w:numId w:val="1058"/>
+          <w:numId w:val="1060"/>
         </w:numPr>
       </w:pPr>
       <w:r>
@@ -14816,7 +14852,7 @@
         <w:pStyle w:val="Compact"/>
         <w:numPr>
           <w:ilvl w:val="0"/>
-          <w:numId w:val="1059"/>
+          <w:numId w:val="1061"/>
         </w:numPr>
       </w:pPr>
       <w:r>
@@ -14831,7 +14867,7 @@
         <w:pStyle w:val="Compact"/>
         <w:numPr>
           <w:ilvl w:val="0"/>
-          <w:numId w:val="1059"/>
+          <w:numId w:val="1061"/>
         </w:numPr>
       </w:pPr>
       <w:r>
@@ -14846,7 +14882,7 @@
         <w:pStyle w:val="Compact"/>
         <w:numPr>
           <w:ilvl w:val="0"/>
-          <w:numId w:val="1059"/>
+          <w:numId w:val="1061"/>
         </w:numPr>
       </w:pPr>
       <w:r>
@@ -14874,7 +14910,7 @@
         <w:pStyle w:val="Compact"/>
         <w:numPr>
           <w:ilvl w:val="0"/>
-          <w:numId w:val="1060"/>
+          <w:numId w:val="1062"/>
         </w:numPr>
       </w:pPr>
       <w:r>
@@ -15103,7 +15139,7 @@
         <w:rPr>
           <w:rFonts w:hint="eastAsia"/>
         </w:rPr>
-        <w:t xml:space="preserve">コンピュータとじゃんけんをするプログラムを作成してください。</w:t>
+        <w:t xml:space="preserve">コンピューターとじゃんけんをするプログラムを作成してください。</w:t>
       </w:r>
     </w:p>
     <w:p>
@@ -15124,7 +15160,7 @@
         <w:pStyle w:val="Compact"/>
         <w:numPr>
           <w:ilvl w:val="0"/>
-          <w:numId w:val="1061"/>
+          <w:numId w:val="1063"/>
         </w:numPr>
       </w:pPr>
       <w:r>
@@ -15139,22 +15175,22 @@
         <w:pStyle w:val="Compact"/>
         <w:numPr>
           <w:ilvl w:val="0"/>
-          <w:numId w:val="1061"/>
-        </w:numPr>
-      </w:pPr>
-      <w:r>
-        <w:rPr>
-          <w:rFonts w:hint="eastAsia"/>
-        </w:rPr>
-        <w:t xml:space="preserve">コンピュータの手はランダムに決定</w:t>
-      </w:r>
-    </w:p>
-    <w:p>
-      <w:pPr>
-        <w:pStyle w:val="Compact"/>
-        <w:numPr>
-          <w:ilvl w:val="0"/>
-          <w:numId w:val="1061"/>
+          <w:numId w:val="1063"/>
+        </w:numPr>
+      </w:pPr>
+      <w:r>
+        <w:rPr>
+          <w:rFonts w:hint="eastAsia"/>
+        </w:rPr>
+        <w:t xml:space="preserve">コンピューターの手はランダムに決定</w:t>
+      </w:r>
+    </w:p>
+    <w:p>
+      <w:pPr>
+        <w:pStyle w:val="Compact"/>
+        <w:numPr>
+          <w:ilvl w:val="0"/>
+          <w:numId w:val="1063"/>
         </w:numPr>
       </w:pPr>
       <w:r>
@@ -15169,7 +15205,7 @@
         <w:pStyle w:val="Compact"/>
         <w:numPr>
           <w:ilvl w:val="0"/>
-          <w:numId w:val="1061"/>
+          <w:numId w:val="1063"/>
         </w:numPr>
       </w:pPr>
       <w:r>
@@ -15197,7 +15233,7 @@
         <w:pStyle w:val="Compact"/>
         <w:numPr>
           <w:ilvl w:val="0"/>
-          <w:numId w:val="1062"/>
+          <w:numId w:val="1064"/>
         </w:numPr>
       </w:pPr>
       <w:r>
@@ -15212,7 +15248,7 @@
         <w:pStyle w:val="Compact"/>
         <w:numPr>
           <w:ilvl w:val="0"/>
-          <w:numId w:val="1062"/>
+          <w:numId w:val="1064"/>
         </w:numPr>
       </w:pPr>
       <w:r>
@@ -15227,7 +15263,7 @@
         <w:pStyle w:val="Compact"/>
         <w:numPr>
           <w:ilvl w:val="0"/>
-          <w:numId w:val="1062"/>
+          <w:numId w:val="1064"/>
         </w:numPr>
       </w:pPr>
       <w:r>
@@ -15318,7 +15354,7 @@
         <w:rPr>
           <w:rStyle w:val="VerbatimChar"/>
         </w:rPr>
-        <w:t xml:space="preserve">コンピュータ: チョキ</w:t>
+        <w:t xml:space="preserve">コンピューター: チョキ</w:t>
       </w:r>
       <w:r>
         <w:br/>
@@ -15388,7 +15424,7 @@
         <w:rPr>
           <w:rStyle w:val="VerbatimChar"/>
         </w:rPr>
-        <w:t xml:space="preserve">コンピュータ: チョキ</w:t>
+        <w:t xml:space="preserve">コンピューター: チョキ</w:t>
       </w:r>
       <w:r>
         <w:br/>
@@ -15451,7 +15487,7 @@
         <w:rPr>
           <w:rStyle w:val="VerbatimChar"/>
         </w:rPr>
-        <w:t xml:space="preserve">コンピュータ: グー</w:t>
+        <w:t xml:space="preserve">コンピューター: グー</w:t>
       </w:r>
       <w:r>
         <w:br/>
@@ -15537,7 +15573,7 @@
         <w:rPr>
           <w:rStyle w:val="VerbatimChar"/>
         </w:rPr>
-        <w:t xml:space="preserve">コンピュータ: 0ポイント</w:t>
+        <w:t xml:space="preserve">コンピューター: 0ポイント</w:t>
       </w:r>
       <w:r>
         <w:br/>
@@ -15636,7 +15672,7 @@
         <w:pStyle w:val="Compact"/>
         <w:numPr>
           <w:ilvl w:val="0"/>
-          <w:numId w:val="1063"/>
+          <w:numId w:val="1065"/>
         </w:numPr>
       </w:pPr>
       <w:r>
@@ -15651,7 +15687,7 @@
         <w:pStyle w:val="Compact"/>
         <w:numPr>
           <w:ilvl w:val="0"/>
-          <w:numId w:val="1063"/>
+          <w:numId w:val="1065"/>
         </w:numPr>
       </w:pPr>
       <w:r>
@@ -15666,7 +15702,7 @@
         <w:pStyle w:val="Compact"/>
         <w:numPr>
           <w:ilvl w:val="0"/>
-          <w:numId w:val="1063"/>
+          <w:numId w:val="1065"/>
         </w:numPr>
       </w:pPr>
       <w:r>
@@ -15681,7 +15717,7 @@
         <w:pStyle w:val="Compact"/>
         <w:numPr>
           <w:ilvl w:val="0"/>
-          <w:numId w:val="1063"/>
+          <w:numId w:val="1065"/>
         </w:numPr>
       </w:pPr>
       <w:r>
@@ -15709,7 +15745,7 @@
         <w:pStyle w:val="Compact"/>
         <w:numPr>
           <w:ilvl w:val="0"/>
-          <w:numId w:val="1064"/>
+          <w:numId w:val="1066"/>
         </w:numPr>
       </w:pPr>
       <w:r>
@@ -15742,7 +15778,7 @@
         <w:pStyle w:val="Compact"/>
         <w:numPr>
           <w:ilvl w:val="0"/>
-          <w:numId w:val="1064"/>
+          <w:numId w:val="1066"/>
         </w:numPr>
       </w:pPr>
       <w:r>
@@ -16123,7 +16159,7 @@
         <w:pStyle w:val="Compact"/>
         <w:numPr>
           <w:ilvl w:val="0"/>
-          <w:numId w:val="1065"/>
+          <w:numId w:val="1067"/>
         </w:numPr>
       </w:pPr>
       <w:r>
@@ -16147,7 +16183,7 @@
         <w:pStyle w:val="Compact"/>
         <w:numPr>
           <w:ilvl w:val="0"/>
-          <w:numId w:val="1065"/>
+          <w:numId w:val="1067"/>
         </w:numPr>
       </w:pPr>
       <w:r>
@@ -16171,7 +16207,7 @@
         <w:pStyle w:val="Compact"/>
         <w:numPr>
           <w:ilvl w:val="0"/>
-          <w:numId w:val="1065"/>
+          <w:numId w:val="1067"/>
         </w:numPr>
       </w:pPr>
       <w:r>
@@ -16195,7 +16231,7 @@
         <w:pStyle w:val="Compact"/>
         <w:numPr>
           <w:ilvl w:val="0"/>
-          <w:numId w:val="1065"/>
+          <w:numId w:val="1067"/>
         </w:numPr>
       </w:pPr>
       <w:r>
@@ -16219,7 +16255,7 @@
         <w:pStyle w:val="Compact"/>
         <w:numPr>
           <w:ilvl w:val="0"/>
-          <w:numId w:val="1065"/>
+          <w:numId w:val="1067"/>
         </w:numPr>
       </w:pPr>
       <w:r>
@@ -16247,7 +16283,7 @@
         <w:pStyle w:val="Compact"/>
         <w:numPr>
           <w:ilvl w:val="0"/>
-          <w:numId w:val="1066"/>
+          <w:numId w:val="1068"/>
         </w:numPr>
       </w:pPr>
       <w:r>
@@ -16716,7 +16752,7 @@
         <w:pStyle w:val="Compact"/>
         <w:numPr>
           <w:ilvl w:val="0"/>
-          <w:numId w:val="1067"/>
+          <w:numId w:val="1069"/>
         </w:numPr>
       </w:pPr>
       <w:r>
@@ -16731,7 +16767,7 @@
         <w:pStyle w:val="Compact"/>
         <w:numPr>
           <w:ilvl w:val="0"/>
-          <w:numId w:val="1067"/>
+          <w:numId w:val="1069"/>
         </w:numPr>
       </w:pPr>
       <w:r>
@@ -16746,7 +16782,7 @@
         <w:pStyle w:val="Compact"/>
         <w:numPr>
           <w:ilvl w:val="0"/>
-          <w:numId w:val="1067"/>
+          <w:numId w:val="1069"/>
         </w:numPr>
       </w:pPr>
       <w:r>
@@ -16761,7 +16797,7 @@
         <w:pStyle w:val="Compact"/>
         <w:numPr>
           <w:ilvl w:val="0"/>
-          <w:numId w:val="1067"/>
+          <w:numId w:val="1069"/>
         </w:numPr>
       </w:pPr>
       <w:r>
@@ -16789,7 +16825,7 @@
         <w:pStyle w:val="Compact"/>
         <w:numPr>
           <w:ilvl w:val="0"/>
-          <w:numId w:val="1068"/>
+          <w:numId w:val="1070"/>
         </w:numPr>
       </w:pPr>
       <w:r>
@@ -16815,7 +16851,7 @@
         <w:pStyle w:val="Compact"/>
         <w:numPr>
           <w:ilvl w:val="0"/>
-          <w:numId w:val="1068"/>
+          <w:numId w:val="1070"/>
         </w:numPr>
       </w:pPr>
       <w:r>
@@ -16841,7 +16877,7 @@
         <w:pStyle w:val="Compact"/>
         <w:numPr>
           <w:ilvl w:val="0"/>
-          <w:numId w:val="1068"/>
+          <w:numId w:val="1070"/>
         </w:numPr>
       </w:pPr>
       <w:r>
@@ -16867,7 +16903,7 @@
         <w:pStyle w:val="Compact"/>
         <w:numPr>
           <w:ilvl w:val="0"/>
-          <w:numId w:val="1068"/>
+          <w:numId w:val="1070"/>
         </w:numPr>
       </w:pPr>
       <w:r>
@@ -16906,7 +16942,7 @@
         <w:pStyle w:val="Compact"/>
         <w:numPr>
           <w:ilvl w:val="0"/>
-          <w:numId w:val="1069"/>
+          <w:numId w:val="1071"/>
         </w:numPr>
       </w:pPr>
       <w:r>
@@ -16921,7 +16957,7 @@
         <w:pStyle w:val="Compact"/>
         <w:numPr>
           <w:ilvl w:val="0"/>
-          <w:numId w:val="1069"/>
+          <w:numId w:val="1071"/>
         </w:numPr>
       </w:pPr>
       <w:r>
@@ -16936,7 +16972,7 @@
         <w:pStyle w:val="Compact"/>
         <w:numPr>
           <w:ilvl w:val="0"/>
-          <w:numId w:val="1069"/>
+          <w:numId w:val="1071"/>
         </w:numPr>
       </w:pPr>
       <w:r>
@@ -16951,7 +16987,7 @@
         <w:pStyle w:val="Compact"/>
         <w:numPr>
           <w:ilvl w:val="0"/>
-          <w:numId w:val="1069"/>
+          <w:numId w:val="1071"/>
         </w:numPr>
       </w:pPr>
       <w:r>
@@ -17067,7 +17103,7 @@
         <w:pStyle w:val="Compact"/>
         <w:numPr>
           <w:ilvl w:val="0"/>
-          <w:numId w:val="1070"/>
+          <w:numId w:val="1072"/>
         </w:numPr>
       </w:pPr>
       <w:r>
@@ -17082,7 +17118,7 @@
         <w:pStyle w:val="Compact"/>
         <w:numPr>
           <w:ilvl w:val="0"/>
-          <w:numId w:val="1070"/>
+          <w:numId w:val="1072"/>
         </w:numPr>
       </w:pPr>
       <w:r>
@@ -17097,7 +17133,7 @@
         <w:pStyle w:val="Compact"/>
         <w:numPr>
           <w:ilvl w:val="0"/>
-          <w:numId w:val="1070"/>
+          <w:numId w:val="1072"/>
         </w:numPr>
       </w:pPr>
       <w:r>
@@ -17170,7 +17206,7 @@
         <w:pStyle w:val="Compact"/>
         <w:numPr>
           <w:ilvl w:val="0"/>
-          <w:numId w:val="1071"/>
+          <w:numId w:val="1073"/>
         </w:numPr>
       </w:pPr>
       <w:r>
@@ -17185,7 +17221,7 @@
         <w:pStyle w:val="Compact"/>
         <w:numPr>
           <w:ilvl w:val="0"/>
-          <w:numId w:val="1071"/>
+          <w:numId w:val="1073"/>
         </w:numPr>
       </w:pPr>
       <w:r>
@@ -17203,7 +17239,7 @@
         <w:pStyle w:val="Compact"/>
         <w:numPr>
           <w:ilvl w:val="0"/>
-          <w:numId w:val="1071"/>
+          <w:numId w:val="1073"/>
         </w:numPr>
       </w:pPr>
       <w:r>
@@ -17231,7 +17267,7 @@
         <w:pStyle w:val="Compact"/>
         <w:numPr>
           <w:ilvl w:val="0"/>
-          <w:numId w:val="1072"/>
+          <w:numId w:val="1074"/>
         </w:numPr>
       </w:pPr>
       <w:r>
@@ -17246,7 +17282,7 @@
         <w:pStyle w:val="Compact"/>
         <w:numPr>
           <w:ilvl w:val="0"/>
-          <w:numId w:val="1072"/>
+          <w:numId w:val="1074"/>
         </w:numPr>
       </w:pPr>
       <w:r>
@@ -17443,7 +17479,7 @@
         <w:pStyle w:val="Compact"/>
         <w:numPr>
           <w:ilvl w:val="0"/>
-          <w:numId w:val="1073"/>
+          <w:numId w:val="1075"/>
         </w:numPr>
       </w:pPr>
       <w:r>
@@ -17458,7 +17494,7 @@
         <w:pStyle w:val="Compact"/>
         <w:numPr>
           <w:ilvl w:val="0"/>
-          <w:numId w:val="1073"/>
+          <w:numId w:val="1075"/>
         </w:numPr>
       </w:pPr>
       <w:r>
@@ -17473,7 +17509,7 @@
         <w:pStyle w:val="Compact"/>
         <w:numPr>
           <w:ilvl w:val="0"/>
-          <w:numId w:val="1073"/>
+          <w:numId w:val="1075"/>
         </w:numPr>
       </w:pPr>
       <w:r>
@@ -17488,7 +17524,7 @@
         <w:pStyle w:val="Compact"/>
         <w:numPr>
           <w:ilvl w:val="0"/>
-          <w:numId w:val="1073"/>
+          <w:numId w:val="1075"/>
         </w:numPr>
       </w:pPr>
       <w:r>
@@ -17503,7 +17539,7 @@
         <w:pStyle w:val="Compact"/>
         <w:numPr>
           <w:ilvl w:val="0"/>
-          <w:numId w:val="1073"/>
+          <w:numId w:val="1075"/>
         </w:numPr>
       </w:pPr>
       <w:r>
@@ -17531,7 +17567,7 @@
         <w:pStyle w:val="Compact"/>
         <w:numPr>
           <w:ilvl w:val="0"/>
-          <w:numId w:val="1074"/>
+          <w:numId w:val="1076"/>
         </w:numPr>
       </w:pPr>
       <w:r>
@@ -17555,7 +17591,7 @@
         <w:pStyle w:val="Compact"/>
         <w:numPr>
           <w:ilvl w:val="0"/>
-          <w:numId w:val="1074"/>
+          <w:numId w:val="1076"/>
         </w:numPr>
       </w:pPr>
       <w:r>
@@ -17889,7 +17925,7 @@
         <w:pStyle w:val="Compact"/>
         <w:numPr>
           <w:ilvl w:val="0"/>
-          <w:numId w:val="1075"/>
+          <w:numId w:val="1077"/>
         </w:numPr>
       </w:pPr>
       <w:r>
@@ -17904,7 +17940,7 @@
         <w:pStyle w:val="Compact"/>
         <w:numPr>
           <w:ilvl w:val="0"/>
-          <w:numId w:val="1075"/>
+          <w:numId w:val="1077"/>
         </w:numPr>
       </w:pPr>
       <w:r>
@@ -17919,7 +17955,7 @@
         <w:pStyle w:val="Compact"/>
         <w:numPr>
           <w:ilvl w:val="0"/>
-          <w:numId w:val="1075"/>
+          <w:numId w:val="1077"/>
         </w:numPr>
       </w:pPr>
       <w:r>
@@ -18007,7 +18043,7 @@
         <w:pStyle w:val="Compact"/>
         <w:numPr>
           <w:ilvl w:val="0"/>
-          <w:numId w:val="1076"/>
+          <w:numId w:val="1078"/>
         </w:numPr>
       </w:pPr>
       <w:r>
@@ -18022,7 +18058,7 @@
         <w:pStyle w:val="Compact"/>
         <w:numPr>
           <w:ilvl w:val="0"/>
-          <w:numId w:val="1076"/>
+          <w:numId w:val="1078"/>
         </w:numPr>
       </w:pPr>
       <w:r>
@@ -18121,7 +18157,7 @@
         <w:pStyle w:val="Compact"/>
         <w:numPr>
           <w:ilvl w:val="0"/>
-          <w:numId w:val="1077"/>
+          <w:numId w:val="1079"/>
         </w:numPr>
       </w:pPr>
       <w:r>
@@ -18136,7 +18172,7 @@
         <w:pStyle w:val="Compact"/>
         <w:numPr>
           <w:ilvl w:val="0"/>
-          <w:numId w:val="1077"/>
+          <w:numId w:val="1079"/>
         </w:numPr>
       </w:pPr>
       <w:r>
@@ -18151,7 +18187,7 @@
         <w:pStyle w:val="Compact"/>
         <w:numPr>
           <w:ilvl w:val="0"/>
-          <w:numId w:val="1077"/>
+          <w:numId w:val="1079"/>
         </w:numPr>
       </w:pPr>
       <w:r>
@@ -18166,7 +18202,7 @@
         <w:pStyle w:val="Compact"/>
         <w:numPr>
           <w:ilvl w:val="0"/>
-          <w:numId w:val="1077"/>
+          <w:numId w:val="1079"/>
         </w:numPr>
       </w:pPr>
       <w:r>
@@ -18194,7 +18230,7 @@
         <w:pStyle w:val="Compact"/>
         <w:numPr>
           <w:ilvl w:val="0"/>
-          <w:numId w:val="1078"/>
+          <w:numId w:val="1080"/>
         </w:numPr>
       </w:pPr>
       <w:r>
@@ -18209,7 +18245,7 @@
         <w:pStyle w:val="Compact"/>
         <w:numPr>
           <w:ilvl w:val="0"/>
-          <w:numId w:val="1078"/>
+          <w:numId w:val="1080"/>
         </w:numPr>
       </w:pPr>
       <w:r>
@@ -18493,52 +18529,67 @@
         </w:rPr>
         <w:t xml:space="preserve">以下の4つの図形を描画する機能を実装:</w:t>
       </w:r>
-      <w:r>
-        <w:t xml:space="preserve"> </w:t>
-      </w:r>
-      <w:r>
-        <w:t xml:space="preserve">1. </w:t>
-      </w:r>
+    </w:p>
+    <w:p>
+      <w:pPr>
+        <w:pStyle w:val="Compact"/>
+        <w:numPr>
+          <w:ilvl w:val="0"/>
+          <w:numId w:val="1081"/>
+        </w:numPr>
+      </w:pPr>
       <w:r>
         <w:rPr>
           <w:rFonts w:hint="eastAsia"/>
         </w:rPr>
         <w:t xml:space="preserve">正方形</w:t>
       </w:r>
-      <w:r>
-        <w:t xml:space="preserve"> </w:t>
-      </w:r>
-      <w:r>
-        <w:t xml:space="preserve">2. </w:t>
-      </w:r>
+    </w:p>
+    <w:p>
+      <w:pPr>
+        <w:pStyle w:val="Compact"/>
+        <w:numPr>
+          <w:ilvl w:val="0"/>
+          <w:numId w:val="1081"/>
+        </w:numPr>
+      </w:pPr>
       <w:r>
         <w:rPr>
           <w:rFonts w:hint="eastAsia"/>
         </w:rPr>
         <w:t xml:space="preserve">直角三角形</w:t>
       </w:r>
-      <w:r>
-        <w:t xml:space="preserve"> </w:t>
-      </w:r>
-      <w:r>
-        <w:t xml:space="preserve">3. </w:t>
-      </w:r>
+    </w:p>
+    <w:p>
+      <w:pPr>
+        <w:pStyle w:val="Compact"/>
+        <w:numPr>
+          <w:ilvl w:val="0"/>
+          <w:numId w:val="1081"/>
+        </w:numPr>
+      </w:pPr>
       <w:r>
         <w:rPr>
           <w:rFonts w:hint="eastAsia"/>
         </w:rPr>
         <w:t xml:space="preserve">逆直角三角形</w:t>
       </w:r>
-      <w:r>
-        <w:t xml:space="preserve"> </w:t>
-      </w:r>
-      <w:r>
-        <w:t xml:space="preserve">4. ダイヤモンド</w:t>
-      </w:r>
-    </w:p>
-    <w:p>
-      <w:pPr>
-        <w:pStyle w:val="a2"/>
+    </w:p>
+    <w:p>
+      <w:pPr>
+        <w:pStyle w:val="Compact"/>
+        <w:numPr>
+          <w:ilvl w:val="0"/>
+          <w:numId w:val="1081"/>
+        </w:numPr>
+      </w:pPr>
+      <w:r>
+        <w:t xml:space="preserve">ダイヤモンド</w:t>
+      </w:r>
+    </w:p>
+    <w:p>
+      <w:pPr>
+        <w:pStyle w:val="FirstParagraph"/>
       </w:pPr>
       <w:r>
         <w:rPr>
@@ -18796,7 +18847,7 @@
         <w:pStyle w:val="Compact"/>
         <w:numPr>
           <w:ilvl w:val="0"/>
-          <w:numId w:val="1079"/>
+          <w:numId w:val="1082"/>
         </w:numPr>
       </w:pPr>
       <w:r>
@@ -18811,7 +18862,7 @@
         <w:pStyle w:val="Compact"/>
         <w:numPr>
           <w:ilvl w:val="0"/>
-          <w:numId w:val="1079"/>
+          <w:numId w:val="1082"/>
         </w:numPr>
       </w:pPr>
       <w:r>
@@ -18928,7 +18979,7 @@
         <w:pStyle w:val="Compact"/>
         <w:numPr>
           <w:ilvl w:val="0"/>
-          <w:numId w:val="1080"/>
+          <w:numId w:val="1083"/>
         </w:numPr>
       </w:pPr>
       <w:r>
@@ -18943,7 +18994,7 @@
         <w:pStyle w:val="Compact"/>
         <w:numPr>
           <w:ilvl w:val="0"/>
-          <w:numId w:val="1080"/>
+          <w:numId w:val="1083"/>
         </w:numPr>
       </w:pPr>
       <w:r>
@@ -18958,7 +19009,7 @@
         <w:pStyle w:val="Compact"/>
         <w:numPr>
           <w:ilvl w:val="0"/>
-          <w:numId w:val="1080"/>
+          <w:numId w:val="1083"/>
         </w:numPr>
       </w:pPr>
       <w:r>
@@ -19221,7 +19272,7 @@
         <w:pStyle w:val="Compact"/>
         <w:numPr>
           <w:ilvl w:val="0"/>
-          <w:numId w:val="1081"/>
+          <w:numId w:val="1084"/>
         </w:numPr>
       </w:pPr>
       <w:r>
@@ -19236,7 +19287,7 @@
         <w:pStyle w:val="Compact"/>
         <w:numPr>
           <w:ilvl w:val="0"/>
-          <w:numId w:val="1081"/>
+          <w:numId w:val="1084"/>
         </w:numPr>
       </w:pPr>
       <w:r>
@@ -19251,7 +19302,7 @@
         <w:pStyle w:val="Compact"/>
         <w:numPr>
           <w:ilvl w:val="0"/>
-          <w:numId w:val="1081"/>
+          <w:numId w:val="1084"/>
         </w:numPr>
       </w:pPr>
       <w:r>
@@ -19339,7 +19390,7 @@
         <w:pStyle w:val="Compact"/>
         <w:numPr>
           <w:ilvl w:val="0"/>
-          <w:numId w:val="1082"/>
+          <w:numId w:val="1085"/>
         </w:numPr>
       </w:pPr>
       <w:r>
@@ -19354,7 +19405,7 @@
         <w:pStyle w:val="Compact"/>
         <w:numPr>
           <w:ilvl w:val="0"/>
-          <w:numId w:val="1082"/>
+          <w:numId w:val="1085"/>
         </w:numPr>
       </w:pPr>
       <w:r>
@@ -19431,7 +19482,7 @@
         <w:pStyle w:val="Compact"/>
         <w:numPr>
           <w:ilvl w:val="0"/>
-          <w:numId w:val="1083"/>
+          <w:numId w:val="1086"/>
         </w:numPr>
       </w:pPr>
       <w:r>
@@ -19446,7 +19497,7 @@
         <w:pStyle w:val="Compact"/>
         <w:numPr>
           <w:ilvl w:val="0"/>
-          <w:numId w:val="1083"/>
+          <w:numId w:val="1086"/>
         </w:numPr>
       </w:pPr>
       <w:r>
@@ -19461,7 +19512,7 @@
         <w:pStyle w:val="Compact"/>
         <w:numPr>
           <w:ilvl w:val="0"/>
-          <w:numId w:val="1083"/>
+          <w:numId w:val="1086"/>
         </w:numPr>
       </w:pPr>
       <w:r>
@@ -19476,7 +19527,7 @@
         <w:pStyle w:val="Compact"/>
         <w:numPr>
           <w:ilvl w:val="0"/>
-          <w:numId w:val="1083"/>
+          <w:numId w:val="1086"/>
         </w:numPr>
       </w:pPr>
       <w:r>
@@ -19516,6 +19567,9 @@
         <w:pStyle w:val="SourceCode"/>
       </w:pPr>
       <w:r>
+        <w:br/>
+      </w:r>
+      <w:r>
         <w:rPr>
           <w:rStyle w:val="VerbatimChar"/>
         </w:rPr>
@@ -19532,6 +19586,9 @@
         <w:br/>
       </w:r>
       <w:r>
+        <w:br/>
+      </w:r>
+      <w:r>
         <w:rPr>
           <w:rStyle w:val="VerbatimChar"/>
         </w:rPr>
@@ -19559,6 +19616,9 @@
         <w:br/>
       </w:r>
       <w:r>
+        <w:br/>
+      </w:r>
+      <w:r>
         <w:rPr>
           <w:rStyle w:val="VerbatimChar"/>
         </w:rPr>
@@ -19575,6 +19635,9 @@
         <w:br/>
       </w:r>
       <w:r>
+        <w:br/>
+      </w:r>
+      <w:r>
         <w:rPr>
           <w:rStyle w:val="VerbatimChar"/>
         </w:rPr>
@@ -19597,6 +19660,9 @@
           <w:rStyle w:val="VerbatimChar"/>
         </w:rPr>
         <w:t xml:space="preserve"> *</w:t>
+      </w:r>
+      <w:r>
+        <w:br/>
       </w:r>
       <w:r>
         <w:br/>
@@ -19903,7 +19969,7 @@
         <w:pStyle w:val="Compact"/>
         <w:numPr>
           <w:ilvl w:val="0"/>
-          <w:numId w:val="1084"/>
+          <w:numId w:val="1087"/>
         </w:numPr>
       </w:pPr>
       <w:r>
@@ -19918,7 +19984,7 @@
         <w:pStyle w:val="Compact"/>
         <w:numPr>
           <w:ilvl w:val="0"/>
-          <w:numId w:val="1084"/>
+          <w:numId w:val="1087"/>
         </w:numPr>
       </w:pPr>
       <w:r>
@@ -19933,7 +19999,7 @@
         <w:pStyle w:val="Compact"/>
         <w:numPr>
           <w:ilvl w:val="0"/>
-          <w:numId w:val="1084"/>
+          <w:numId w:val="1087"/>
         </w:numPr>
       </w:pPr>
       <w:r>
@@ -20162,7 +20228,7 @@
         <w:pStyle w:val="Compact"/>
         <w:numPr>
           <w:ilvl w:val="0"/>
-          <w:numId w:val="1085"/>
+          <w:numId w:val="1088"/>
         </w:numPr>
       </w:pPr>
       <w:r>
@@ -20177,7 +20243,7 @@
         <w:pStyle w:val="Compact"/>
         <w:numPr>
           <w:ilvl w:val="0"/>
-          <w:numId w:val="1085"/>
+          <w:numId w:val="1088"/>
         </w:numPr>
       </w:pPr>
       <w:r>
@@ -20192,7 +20258,7 @@
         <w:pStyle w:val="Compact"/>
         <w:numPr>
           <w:ilvl w:val="0"/>
-          <w:numId w:val="1085"/>
+          <w:numId w:val="1088"/>
         </w:numPr>
       </w:pPr>
       <w:r>
@@ -20207,7 +20273,7 @@
         <w:pStyle w:val="Compact"/>
         <w:numPr>
           <w:ilvl w:val="0"/>
-          <w:numId w:val="1085"/>
+          <w:numId w:val="1088"/>
         </w:numPr>
       </w:pPr>
       <w:r>
@@ -20235,7 +20301,7 @@
         <w:pStyle w:val="Compact"/>
         <w:numPr>
           <w:ilvl w:val="0"/>
-          <w:numId w:val="1086"/>
+          <w:numId w:val="1089"/>
         </w:numPr>
       </w:pPr>
       <w:r>
@@ -20261,7 +20327,7 @@
         <w:pStyle w:val="Compact"/>
         <w:numPr>
           <w:ilvl w:val="0"/>
-          <w:numId w:val="1086"/>
+          <w:numId w:val="1089"/>
         </w:numPr>
       </w:pPr>
       <w:r>
@@ -20287,7 +20353,7 @@
         <w:pStyle w:val="Compact"/>
         <w:numPr>
           <w:ilvl w:val="0"/>
-          <w:numId w:val="1086"/>
+          <w:numId w:val="1089"/>
         </w:numPr>
       </w:pPr>
       <w:r>
@@ -20313,7 +20379,7 @@
         <w:pStyle w:val="Compact"/>
         <w:numPr>
           <w:ilvl w:val="0"/>
-          <w:numId w:val="1086"/>
+          <w:numId w:val="1089"/>
         </w:numPr>
       </w:pPr>
       <w:r>
@@ -20352,7 +20418,7 @@
         <w:pStyle w:val="Compact"/>
         <w:numPr>
           <w:ilvl w:val="0"/>
-          <w:numId w:val="1087"/>
+          <w:numId w:val="1090"/>
         </w:numPr>
       </w:pPr>
       <w:r>
@@ -20367,7 +20433,7 @@
         <w:pStyle w:val="Compact"/>
         <w:numPr>
           <w:ilvl w:val="0"/>
-          <w:numId w:val="1087"/>
+          <w:numId w:val="1090"/>
         </w:numPr>
       </w:pPr>
       <w:r>
@@ -20382,7 +20448,7 @@
         <w:pStyle w:val="Compact"/>
         <w:numPr>
           <w:ilvl w:val="0"/>
-          <w:numId w:val="1087"/>
+          <w:numId w:val="1090"/>
         </w:numPr>
       </w:pPr>
       <w:r>
@@ -20397,7 +20463,7 @@
         <w:pStyle w:val="Compact"/>
         <w:numPr>
           <w:ilvl w:val="0"/>
-          <w:numId w:val="1087"/>
+          <w:numId w:val="1090"/>
         </w:numPr>
       </w:pPr>
       <w:r>
@@ -20498,7 +20564,7 @@
         <w:pStyle w:val="Compact"/>
         <w:numPr>
           <w:ilvl w:val="0"/>
-          <w:numId w:val="1088"/>
+          <w:numId w:val="1091"/>
         </w:numPr>
       </w:pPr>
       <w:r>
@@ -20513,7 +20579,7 @@
         <w:pStyle w:val="Compact"/>
         <w:numPr>
           <w:ilvl w:val="0"/>
-          <w:numId w:val="1089"/>
+          <w:numId w:val="1092"/>
         </w:numPr>
       </w:pPr>
       <w:r>
@@ -20528,7 +20594,7 @@
         <w:pStyle w:val="Compact"/>
         <w:numPr>
           <w:ilvl w:val="0"/>
-          <w:numId w:val="1090"/>
+          <w:numId w:val="1093"/>
         </w:numPr>
       </w:pPr>
       <w:r>
@@ -20543,7 +20609,7 @@
         <w:pStyle w:val="Compact"/>
         <w:numPr>
           <w:ilvl w:val="0"/>
-          <w:numId w:val="1091"/>
+          <w:numId w:val="1094"/>
         </w:numPr>
       </w:pPr>
       <w:r>
@@ -20595,7 +20661,7 @@
         <w:pStyle w:val="Compact"/>
         <w:numPr>
           <w:ilvl w:val="0"/>
-          <w:numId w:val="1092"/>
+          <w:numId w:val="1095"/>
         </w:numPr>
       </w:pPr>
       <w:r>
@@ -20610,7 +20676,7 @@
         <w:pStyle w:val="Compact"/>
         <w:numPr>
           <w:ilvl w:val="0"/>
-          <w:numId w:val="1092"/>
+          <w:numId w:val="1095"/>
         </w:numPr>
       </w:pPr>
       <w:r>
@@ -20625,7 +20691,7 @@
         <w:pStyle w:val="Compact"/>
         <w:numPr>
           <w:ilvl w:val="0"/>
-          <w:numId w:val="1092"/>
+          <w:numId w:val="1095"/>
         </w:numPr>
       </w:pPr>
       <w:r>
@@ -20640,7 +20706,7 @@
         <w:pStyle w:val="Compact"/>
         <w:numPr>
           <w:ilvl w:val="0"/>
-          <w:numId w:val="1092"/>
+          <w:numId w:val="1095"/>
         </w:numPr>
       </w:pPr>
       <w:r>
@@ -21069,7 +21135,7 @@
       </w:pPr>
       <w:rPr>
         <w:rFonts w:ascii="Webdings" w:hAnsi="Webdings" w:hint="default"/>
-        <w:color w:themeColor="accent5" w:themeTint="99" w:val="92CDDC"/>
+        <w:color w:themeColor="accent5" w:themeTint="99" w:val="FFB279"/>
         <w:sz w:val="48"/>
       </w:rPr>
     </w:lvl>
@@ -21173,8 +21239,8 @@
   <w:abstractNum w15:restartNumberingAfterBreak="0" w:abstractNumId="7">
     <w:nsid w:val="0BD92726"/>
     <w:multiLevelType w:val="hybridMultilevel"/>
-    <w:tmpl w:val="FDBCD9D6"/>
-    <w:lvl w:ilvl="0" w:tplc="461C0A82">
+    <w:tmpl w:val="87625884"/>
+    <w:lvl w:ilvl="0" w:tplc="20BAC902">
       <w:start w:val="1"/>
       <w:numFmt w:val="bullet"/>
       <w:pStyle w:val="3"/>
@@ -21185,7 +21251,7 @@
       </w:pPr>
       <w:rPr>
         <w:rFonts w:ascii="Webdings" w:hAnsi="Webdings" w:hint="default"/>
-        <w:color w:themeColor="accent3" w:themeTint="99" w:val="C2D69B"/>
+        <w:color w:themeColor="accent3" w:themeTint="99" w:val="C9F296"/>
         <w:sz w:val="48"/>
       </w:rPr>
     </w:lvl>
@@ -21482,7 +21548,7 @@
       </w:pPr>
       <w:rPr>
         <w:rFonts w:ascii="Wingdings" w:hAnsi="Wingdings" w:hint="default"/>
-        <w:color w:themeColor="accent1" w:val="4F81BD"/>
+        <w:color w:themeColor="accent1" w:val="4E67C8"/>
         <w:sz w:val="48"/>
       </w:rPr>
     </w:lvl>
@@ -21598,7 +21664,7 @@
       </w:pPr>
       <w:rPr>
         <w:rFonts w:ascii="Webdings" w:hAnsi="Webdings" w:hint="default"/>
-        <w:color w:themeColor="accent3" w:themeTint="66" w:val="D6E3BC"/>
+        <w:color w:themeColor="accent3" w:themeTint="66" w:val="DBF6B9"/>
         <w:sz w:val="48"/>
       </w:rPr>
     </w:lvl>
@@ -21805,6 +21871,12 @@
     </w:lvl>
   </w:abstractNum>
   <w:abstractNum w15:restartNumberingAfterBreak="0" w:abstractNumId="13">
+    <w:nsid w:val="2F016685"/>
+    <w:multiLevelType w:val="multilevel"/>
+    <w:tmpl w:val="6BE2333E"/>
+    <w:numStyleLink w:val="14"/>
+  </w:abstractNum>
+  <w:abstractNum w15:restartNumberingAfterBreak="0" w:abstractNumId="14">
     <w:nsid w:val="2FB562D1"/>
     <w:multiLevelType w:val="hybridMultilevel"/>
     <w:tmpl w:val="7FF43DC0"/>
@@ -21819,7 +21891,7 @@
       </w:pPr>
       <w:rPr>
         <w:rFonts w:ascii="Wingdings 2" w:hAnsi="Wingdings 2" w:hint="default"/>
-        <w:color w:themeColor="text2" w:val="1F497D"/>
+        <w:color w:themeColor="text2" w:val="212745"/>
       </w:rPr>
     </w:lvl>
     <w:lvl w:ilvl="1" w:tentative="1" w:tplc="0409000B">
@@ -21919,7 +21991,7 @@
       </w:rPr>
     </w:lvl>
   </w:abstractNum>
-  <w:abstractNum w15:restartNumberingAfterBreak="0" w:abstractNumId="14">
+  <w:abstractNum w15:restartNumberingAfterBreak="0" w:abstractNumId="15">
     <w:nsid w:val="2FFB71C6"/>
     <w:multiLevelType w:val="multilevel"/>
     <w:tmpl w:val="0409001D"/>
@@ -22006,7 +22078,7 @@
       </w:pPr>
     </w:lvl>
   </w:abstractNum>
-  <w:abstractNum w15:restartNumberingAfterBreak="0" w:abstractNumId="15">
+  <w:abstractNum w15:restartNumberingAfterBreak="0" w:abstractNumId="16">
     <w:nsid w:val="3EC120C6"/>
     <w:multiLevelType w:val="multilevel"/>
     <w:tmpl w:val="E92E0718"/>
@@ -22021,7 +22093,7 @@
       </w:pPr>
       <w:rPr>
         <w:rFonts w:ascii="Wingdings" w:hAnsi="Wingdings" w:hint="default"/>
-        <w:color w:themeColor="text2" w:val="1F497D"/>
+        <w:color w:themeColor="text2" w:val="212745"/>
       </w:rPr>
     </w:lvl>
     <w:lvl w:ilvl="1">
@@ -22121,7 +22193,7 @@
       </w:rPr>
     </w:lvl>
   </w:abstractNum>
-  <w:abstractNum w15:restartNumberingAfterBreak="0" w:abstractNumId="16">
+  <w:abstractNum w15:restartNumberingAfterBreak="0" w:abstractNumId="17">
     <w:nsid w:val="47E26F0C"/>
     <w:multiLevelType w:val="multilevel"/>
     <w:tmpl w:val="1A162B92"/>
@@ -22136,7 +22208,7 @@
       </w:pPr>
       <w:rPr>
         <w:rFonts w:ascii="Wingdings" w:hAnsi="Wingdings" w:hint="default"/>
-        <w:color w:themeColor="text2" w:val="1F497D"/>
+        <w:color w:themeColor="text2" w:val="212745"/>
       </w:rPr>
     </w:lvl>
     <w:lvl w:ilvl="1">
@@ -22236,7 +22308,7 @@
       </w:rPr>
     </w:lvl>
   </w:abstractNum>
-  <w:abstractNum w15:restartNumberingAfterBreak="0" w:abstractNumId="17">
+  <w:abstractNum w15:restartNumberingAfterBreak="0" w:abstractNumId="18">
     <w:nsid w:val="4B9B3DCD"/>
     <w:multiLevelType w:val="multilevel"/>
     <w:tmpl w:val="CDC476E8"/>
@@ -22323,7 +22395,7 @@
       </w:pPr>
     </w:lvl>
   </w:abstractNum>
-  <w:abstractNum w15:restartNumberingAfterBreak="0" w:abstractNumId="18">
+  <w:abstractNum w15:restartNumberingAfterBreak="0" w:abstractNumId="19">
     <w:nsid w:val="4FEB430E"/>
     <w:multiLevelType w:val="multilevel"/>
     <w:tmpl w:val="0409001D"/>
@@ -22410,7 +22482,7 @@
       </w:pPr>
     </w:lvl>
   </w:abstractNum>
-  <w:abstractNum w15:restartNumberingAfterBreak="0" w:abstractNumId="19">
+  <w:abstractNum w15:restartNumberingAfterBreak="0" w:abstractNumId="20">
     <w:nsid w:val="557D71FA"/>
     <w:multiLevelType w:val="multilevel"/>
     <w:tmpl w:val="C5DAB98E"/>
@@ -22488,7 +22560,7 @@
       </w:pPr>
     </w:lvl>
   </w:abstractNum>
-  <w:abstractNum w15:restartNumberingAfterBreak="0" w:abstractNumId="20">
+  <w:abstractNum w15:restartNumberingAfterBreak="0" w:abstractNumId="21">
     <w:nsid w:val="5D8C1117"/>
     <w:multiLevelType w:val="multilevel"/>
     <w:tmpl w:val="FEDE2990"/>
@@ -22503,7 +22575,7 @@
       </w:pPr>
       <w:rPr>
         <w:rFonts w:ascii="Wingdings" w:hAnsi="Wingdings" w:hint="default"/>
-        <w:color w:themeColor="text2" w:val="1F497D"/>
+        <w:color w:themeColor="text2" w:val="212745"/>
       </w:rPr>
     </w:lvl>
     <w:lvl w:ilvl="1">
@@ -22603,7 +22675,7 @@
       </w:rPr>
     </w:lvl>
   </w:abstractNum>
-  <w:abstractNum w15:restartNumberingAfterBreak="0" w:abstractNumId="21">
+  <w:abstractNum w15:restartNumberingAfterBreak="0" w:abstractNumId="22">
     <w:nsid w:val="5FAD42A2"/>
     <w:multiLevelType w:val="multilevel"/>
     <w:tmpl w:val="6BE2333E"/>
@@ -22618,7 +22690,7 @@
       </w:pPr>
       <w:rPr>
         <w:rFonts w:ascii="Webdings" w:hAnsi="Webdings" w:hint="default"/>
-        <w:color w:themeColor="accent3" w:themeShade="BF" w:val="76923C"/>
+        <w:color w:themeColor="accent3" w:themeShade="BF" w:val="80D219"/>
         <w:sz w:val="48"/>
       </w:rPr>
     </w:lvl>
@@ -22719,7 +22791,7 @@
       </w:rPr>
     </w:lvl>
   </w:abstractNum>
-  <w:abstractNum w15:restartNumberingAfterBreak="0" w:abstractNumId="22">
+  <w:abstractNum w15:restartNumberingAfterBreak="0" w:abstractNumId="23">
     <w:nsid w:val="68781EC4"/>
     <w:multiLevelType w:val="multilevel"/>
     <w:tmpl w:val="5750F540"/>
@@ -22734,7 +22806,7 @@
       </w:pPr>
       <w:rPr>
         <w:rFonts w:ascii="Webdings" w:hAnsi="Webdings" w:hint="default"/>
-        <w:color w:themeColor="accent5" w:themeTint="99" w:val="92CDDC"/>
+        <w:color w:themeColor="accent5" w:themeTint="99" w:val="FFB279"/>
         <w:sz w:val="52"/>
       </w:rPr>
     </w:lvl>
@@ -22835,7 +22907,7 @@
       </w:rPr>
     </w:lvl>
   </w:abstractNum>
-  <w:abstractNum w15:restartNumberingAfterBreak="0" w:abstractNumId="23">
+  <w:abstractNum w15:restartNumberingAfterBreak="0" w:abstractNumId="24">
     <w:nsid w:val="6A2D0C2A"/>
     <w:multiLevelType w:val="multilevel"/>
     <w:tmpl w:val="FDA6815C"/>
@@ -22850,7 +22922,7 @@
       </w:pPr>
       <w:rPr>
         <w:rFonts w:ascii="Webdings" w:hAnsi="Webdings" w:hint="default"/>
-        <w:color w:themeColor="accent3" w:themeTint="99" w:val="C2D69B"/>
+        <w:color w:themeColor="accent3" w:themeTint="99" w:val="C9F296"/>
         <w:sz w:val="48"/>
       </w:rPr>
     </w:lvl>
@@ -22951,7 +23023,93 @@
       </w:rPr>
     </w:lvl>
   </w:abstractNum>
-  <w:abstractNum w15:restartNumberingAfterBreak="0" w:abstractNumId="24">
+  <w:abstractNum w15:restartNumberingAfterBreak="0" w:abstractNumId="25">
+    <w:nsid w:val="6BFB3BAA"/>
+    <w:multiLevelType w:val="multilevel"/>
+    <w:tmpl w:val="6C1260C6"/>
+    <w:lvl w:ilvl="0">
+      <w:start w:val="1"/>
+      <w:numFmt w:val="decimal"/>
+      <w:lvlText w:val="%1."/>
+      <w:lvlJc w:val="left"/>
+      <w:pPr>
+        <w:ind w:hanging="425" w:left="425"/>
+      </w:pPr>
+    </w:lvl>
+    <w:lvl w:ilvl="1">
+      <w:start w:val="1"/>
+      <w:numFmt w:val="decimal"/>
+      <w:lvlText w:val="%1.%2."/>
+      <w:lvlJc w:val="left"/>
+      <w:pPr>
+        <w:ind w:hanging="567" w:left="567"/>
+      </w:pPr>
+    </w:lvl>
+    <w:lvl w:ilvl="2">
+      <w:start w:val="1"/>
+      <w:numFmt w:val="decimal"/>
+      <w:lvlText w:val="%1.%2.%3."/>
+      <w:lvlJc w:val="left"/>
+      <w:pPr>
+        <w:ind w:hanging="709" w:left="709"/>
+      </w:pPr>
+    </w:lvl>
+    <w:lvl w:ilvl="3">
+      <w:start w:val="1"/>
+      <w:numFmt w:val="decimal"/>
+      <w:lvlText w:val="%1.%2.%3.%4."/>
+      <w:lvlJc w:val="left"/>
+      <w:pPr>
+        <w:ind w:hanging="851" w:left="851"/>
+      </w:pPr>
+    </w:lvl>
+    <w:lvl w:ilvl="4">
+      <w:start w:val="1"/>
+      <w:numFmt w:val="decimal"/>
+      <w:lvlText w:val="%1.%2.%3.%4.%5."/>
+      <w:lvlJc w:val="left"/>
+      <w:pPr>
+        <w:ind w:hanging="992" w:left="992"/>
+      </w:pPr>
+    </w:lvl>
+    <w:lvl w:ilvl="5">
+      <w:start w:val="1"/>
+      <w:numFmt w:val="decimal"/>
+      <w:lvlText w:val="%1.%2.%3.%4.%5.%6."/>
+      <w:lvlJc w:val="left"/>
+      <w:pPr>
+        <w:ind w:hanging="1134" w:left="1134"/>
+      </w:pPr>
+    </w:lvl>
+    <w:lvl w:ilvl="6">
+      <w:start w:val="1"/>
+      <w:numFmt w:val="decimal"/>
+      <w:lvlText w:val="%1.%2.%3.%4.%5.%6.%7."/>
+      <w:lvlJc w:val="left"/>
+      <w:pPr>
+        <w:ind w:hanging="1276" w:left="1276"/>
+      </w:pPr>
+    </w:lvl>
+    <w:lvl w:ilvl="7">
+      <w:start w:val="1"/>
+      <w:numFmt w:val="decimal"/>
+      <w:lvlText w:val="%1.%2.%3.%4.%5.%6.%7.%8."/>
+      <w:lvlJc w:val="left"/>
+      <w:pPr>
+        <w:ind w:hanging="1418" w:left="1418"/>
+      </w:pPr>
+    </w:lvl>
+    <w:lvl w:ilvl="8">
+      <w:start w:val="1"/>
+      <w:numFmt w:val="decimal"/>
+      <w:lvlText w:val="%1.%2.%3.%4.%5.%6.%7.%8.%9."/>
+      <w:lvlJc w:val="left"/>
+      <w:pPr>
+        <w:ind w:hanging="1559" w:left="1559"/>
+      </w:pPr>
+    </w:lvl>
+  </w:abstractNum>
+  <w:abstractNum w15:restartNumberingAfterBreak="0" w:abstractNumId="26">
     <w:nsid w:val="794B0ED4"/>
     <w:multiLevelType w:val="multilevel"/>
     <w:tmpl w:val="53485AFE"/>
@@ -22966,7 +23124,7 @@
       </w:pPr>
       <w:rPr>
         <w:rFonts w:ascii="Wingdings" w:hAnsi="Wingdings" w:hint="default"/>
-        <w:color w:themeColor="text2" w:val="1F497D"/>
+        <w:color w:themeColor="text2" w:val="212745"/>
       </w:rPr>
     </w:lvl>
     <w:lvl w:ilvl="1">
@@ -23416,28 +23574,28 @@
     <w:abstractNumId w:val="7"/>
   </w:num>
   <w:num w16cid:durableId="1300265163" w:numId="4">
-    <w:abstractNumId w:val="18"/>
+    <w:abstractNumId w:val="19"/>
   </w:num>
   <w:num w16cid:durableId="1590312411" w:numId="5">
+    <w:abstractNumId w:val="15"/>
+  </w:num>
+  <w:num w16cid:durableId="1809011301" w:numId="6">
+    <w:abstractNumId w:val="23"/>
+  </w:num>
+  <w:num w16cid:durableId="1521627423" w:numId="7">
     <w:abstractNumId w:val="14"/>
   </w:num>
-  <w:num w16cid:durableId="1809011301" w:numId="6">
-    <w:abstractNumId w:val="22"/>
-  </w:num>
-  <w:num w16cid:durableId="1521627423" w:numId="7">
-    <w:abstractNumId w:val="13"/>
-  </w:num>
   <w:num w16cid:durableId="503470101" w:numId="8">
-    <w:abstractNumId w:val="24"/>
+    <w:abstractNumId w:val="26"/>
   </w:num>
   <w:num w16cid:durableId="2119640755" w:numId="9">
-    <w:abstractNumId w:val="15"/>
+    <w:abstractNumId w:val="16"/>
   </w:num>
   <w:num w16cid:durableId="1356888436" w:numId="10">
-    <w:abstractNumId w:val="20"/>
+    <w:abstractNumId w:val="21"/>
   </w:num>
   <w:num w16cid:durableId="2113431899" w:numId="11">
-    <w:abstractNumId w:val="16"/>
+    <w:abstractNumId w:val="17"/>
   </w:num>
   <w:num w16cid:durableId="1384644855" w:numId="12">
     <w:abstractNumId w:val="4"/>
@@ -23446,7 +23604,7 @@
     <w:abstractNumId w:val="5"/>
   </w:num>
   <w:num w16cid:durableId="1137183002" w:numId="14">
-    <w:abstractNumId w:val="19"/>
+    <w:abstractNumId w:val="20"/>
   </w:num>
   <w:num w16cid:durableId="1541895664" w:numId="15">
     <w:abstractNumId w:val="8"/>
@@ -23455,7 +23613,7 @@
     <w:abstractNumId w:val="12"/>
   </w:num>
   <w:num w16cid:durableId="515703614" w:numId="17">
-    <w:abstractNumId w:val="17"/>
+    <w:abstractNumId w:val="18"/>
   </w:num>
   <w:num w16cid:durableId="1153134212" w:numId="18">
     <w:abstractNumId w:val="3"/>
@@ -23473,13 +23631,19 @@
     <w:abstractNumId w:val="6"/>
   </w:num>
   <w:num w16cid:durableId="1402168991" w:numId="23">
-    <w:abstractNumId w:val="23"/>
+    <w:abstractNumId w:val="24"/>
   </w:num>
   <w:num w16cid:durableId="1940405217" w:numId="24">
-    <w:abstractNumId w:val="21"/>
+    <w:abstractNumId w:val="22"/>
   </w:num>
   <w:num w16cid:durableId="2713043" w:numId="25">
     <w:abstractNumId w:val="11"/>
+  </w:num>
+  <w:num w16cid:durableId="1101605756" w:numId="26">
+    <w:abstractNumId w:val="25"/>
+  </w:num>
+  <w:num w16cid:durableId="999189955" w:numId="27">
+    <w:abstractNumId w:val="13"/>
   </w:num>
   <w:num w:numId="1000">
     <w:abstractNumId w:val="990"/>
@@ -23530,6 +23694,12 @@
     <w:abstractNumId w:val="991"/>
   </w:num>
   <w:num w:numId="1007">
+    <w:abstractNumId w:val="991"/>
+  </w:num>
+  <w:num w:numId="1008">
+    <w:abstractNumId w:val="991"/>
+  </w:num>
+  <w:num w:numId="1009">
     <w:abstractNumId w:val="99411"/>
     <w:lvlOverride w:ilvl="0">
       <w:startOverride w:val="1"/>
@@ -23559,41 +23729,8 @@
       <w:startOverride w:val="1"/>
     </w:lvlOverride>
   </w:num>
-  <w:num w:numId="1008">
+  <w:num w:numId="1010">
     <w:abstractNumId w:val="991"/>
-  </w:num>
-  <w:num w:numId="1009">
-    <w:abstractNumId w:val="991"/>
-  </w:num>
-  <w:num w:numId="1010">
-    <w:abstractNumId w:val="99411"/>
-    <w:lvlOverride w:ilvl="0">
-      <w:startOverride w:val="1"/>
-    </w:lvlOverride>
-    <w:lvlOverride w:ilvl="1">
-      <w:startOverride w:val="1"/>
-    </w:lvlOverride>
-    <w:lvlOverride w:ilvl="2">
-      <w:startOverride w:val="1"/>
-    </w:lvlOverride>
-    <w:lvlOverride w:ilvl="3">
-      <w:startOverride w:val="1"/>
-    </w:lvlOverride>
-    <w:lvlOverride w:ilvl="4">
-      <w:startOverride w:val="1"/>
-    </w:lvlOverride>
-    <w:lvlOverride w:ilvl="5">
-      <w:startOverride w:val="1"/>
-    </w:lvlOverride>
-    <w:lvlOverride w:ilvl="6">
-      <w:startOverride w:val="1"/>
-    </w:lvlOverride>
-    <w:lvlOverride w:ilvl="7">
-      <w:startOverride w:val="1"/>
-    </w:lvlOverride>
-    <w:lvlOverride w:ilvl="8">
-      <w:startOverride w:val="1"/>
-    </w:lvlOverride>
   </w:num>
   <w:num w:numId="1011">
     <w:abstractNumId w:val="991"/>
@@ -23698,9 +23835,6 @@
     <w:abstractNumId w:val="991"/>
   </w:num>
   <w:num w:numId="1018">
-    <w:abstractNumId w:val="991"/>
-  </w:num>
-  <w:num w:numId="1019">
     <w:abstractNumId w:val="99411"/>
     <w:lvlOverride w:ilvl="0">
       <w:startOverride w:val="1"/>
@@ -23730,34 +23864,13 @@
       <w:startOverride w:val="1"/>
     </w:lvlOverride>
   </w:num>
+  <w:num w:numId="1019">
+    <w:abstractNumId w:val="991"/>
+  </w:num>
   <w:num w:numId="1020">
     <w:abstractNumId w:val="991"/>
   </w:num>
   <w:num w:numId="1021">
-    <w:abstractNumId w:val="991"/>
-  </w:num>
-  <w:num w:numId="1022">
-    <w:abstractNumId w:val="991"/>
-  </w:num>
-  <w:num w:numId="1023">
-    <w:abstractNumId w:val="991"/>
-  </w:num>
-  <w:num w:numId="1024">
-    <w:abstractNumId w:val="991"/>
-  </w:num>
-  <w:num w:numId="1025">
-    <w:abstractNumId w:val="991"/>
-  </w:num>
-  <w:num w:numId="1026">
-    <w:abstractNumId w:val="991"/>
-  </w:num>
-  <w:num w:numId="1027">
-    <w:abstractNumId w:val="991"/>
-  </w:num>
-  <w:num w:numId="1028">
-    <w:abstractNumId w:val="991"/>
-  </w:num>
-  <w:num w:numId="1029">
     <w:abstractNumId w:val="99411"/>
     <w:lvlOverride w:ilvl="0">
       <w:startOverride w:val="1"/>
@@ -23787,34 +23900,34 @@
       <w:startOverride w:val="1"/>
     </w:lvlOverride>
   </w:num>
+  <w:num w:numId="1022">
+    <w:abstractNumId w:val="991"/>
+  </w:num>
+  <w:num w:numId="1023">
+    <w:abstractNumId w:val="991"/>
+  </w:num>
+  <w:num w:numId="1024">
+    <w:abstractNumId w:val="991"/>
+  </w:num>
+  <w:num w:numId="1025">
+    <w:abstractNumId w:val="991"/>
+  </w:num>
+  <w:num w:numId="1026">
+    <w:abstractNumId w:val="991"/>
+  </w:num>
+  <w:num w:numId="1027">
+    <w:abstractNumId w:val="991"/>
+  </w:num>
+  <w:num w:numId="1028">
+    <w:abstractNumId w:val="991"/>
+  </w:num>
+  <w:num w:numId="1029">
+    <w:abstractNumId w:val="991"/>
+  </w:num>
   <w:num w:numId="1030">
     <w:abstractNumId w:val="991"/>
   </w:num>
   <w:num w:numId="1031">
-    <w:abstractNumId w:val="991"/>
-  </w:num>
-  <w:num w:numId="1032">
-    <w:abstractNumId w:val="991"/>
-  </w:num>
-  <w:num w:numId="1033">
-    <w:abstractNumId w:val="991"/>
-  </w:num>
-  <w:num w:numId="1034">
-    <w:abstractNumId w:val="991"/>
-  </w:num>
-  <w:num w:numId="1035">
-    <w:abstractNumId w:val="991"/>
-  </w:num>
-  <w:num w:numId="1036">
-    <w:abstractNumId w:val="991"/>
-  </w:num>
-  <w:num w:numId="1037">
-    <w:abstractNumId w:val="991"/>
-  </w:num>
-  <w:num w:numId="1038">
-    <w:abstractNumId w:val="991"/>
-  </w:num>
-  <w:num w:numId="1039">
     <w:abstractNumId w:val="99411"/>
     <w:lvlOverride w:ilvl="0">
       <w:startOverride w:val="1"/>
@@ -23844,7 +23957,34 @@
       <w:startOverride w:val="1"/>
     </w:lvlOverride>
   </w:num>
+  <w:num w:numId="1032">
+    <w:abstractNumId w:val="991"/>
+  </w:num>
+  <w:num w:numId="1033">
+    <w:abstractNumId w:val="991"/>
+  </w:num>
+  <w:num w:numId="1034">
+    <w:abstractNumId w:val="991"/>
+  </w:num>
+  <w:num w:numId="1035">
+    <w:abstractNumId w:val="991"/>
+  </w:num>
+  <w:num w:numId="1036">
+    <w:abstractNumId w:val="991"/>
+  </w:num>
+  <w:num w:numId="1037">
+    <w:abstractNumId w:val="991"/>
+  </w:num>
+  <w:num w:numId="1038">
+    <w:abstractNumId w:val="991"/>
+  </w:num>
+  <w:num w:numId="1039">
+    <w:abstractNumId w:val="991"/>
+  </w:num>
   <w:num w:numId="1040">
+    <w:abstractNumId w:val="991"/>
+  </w:num>
+  <w:num w:numId="1041">
     <w:abstractNumId w:val="99411"/>
     <w:lvlOverride w:ilvl="0">
       <w:startOverride w:val="1"/>
@@ -23873,9 +24013,6 @@
     <w:lvlOverride w:ilvl="8">
       <w:startOverride w:val="1"/>
     </w:lvlOverride>
-  </w:num>
-  <w:num w:numId="1041">
-    <w:abstractNumId w:val="991"/>
   </w:num>
   <w:num w:numId="1042">
     <w:abstractNumId w:val="99411"/>
@@ -23908,6 +24045,9 @@
     </w:lvlOverride>
   </w:num>
   <w:num w:numId="1043">
+    <w:abstractNumId w:val="991"/>
+  </w:num>
+  <w:num w:numId="1044">
     <w:abstractNumId w:val="99411"/>
     <w:lvlOverride w:ilvl="0">
       <w:startOverride w:val="1"/>
@@ -23937,37 +24077,7 @@
       <w:startOverride w:val="1"/>
     </w:lvlOverride>
   </w:num>
-  <w:num w:numId="1044">
-    <w:abstractNumId w:val="991"/>
-  </w:num>
   <w:num w:numId="1045">
-    <w:abstractNumId w:val="991"/>
-  </w:num>
-  <w:num w:numId="1046">
-    <w:abstractNumId w:val="991"/>
-  </w:num>
-  <w:num w:numId="1047">
-    <w:abstractNumId w:val="991"/>
-  </w:num>
-  <w:num w:numId="1048">
-    <w:abstractNumId w:val="991"/>
-  </w:num>
-  <w:num w:numId="1049">
-    <w:abstractNumId w:val="991"/>
-  </w:num>
-  <w:num w:numId="1050">
-    <w:abstractNumId w:val="991"/>
-  </w:num>
-  <w:num w:numId="1051">
-    <w:abstractNumId w:val="991"/>
-  </w:num>
-  <w:num w:numId="1052">
-    <w:abstractNumId w:val="991"/>
-  </w:num>
-  <w:num w:numId="1053">
-    <w:abstractNumId w:val="991"/>
-  </w:num>
-  <w:num w:numId="1054">
     <w:abstractNumId w:val="99411"/>
     <w:lvlOverride w:ilvl="0">
       <w:startOverride w:val="1"/>
@@ -23997,11 +24107,65 @@
       <w:startOverride w:val="1"/>
     </w:lvlOverride>
   </w:num>
+  <w:num w:numId="1046">
+    <w:abstractNumId w:val="991"/>
+  </w:num>
+  <w:num w:numId="1047">
+    <w:abstractNumId w:val="991"/>
+  </w:num>
+  <w:num w:numId="1048">
+    <w:abstractNumId w:val="991"/>
+  </w:num>
+  <w:num w:numId="1049">
+    <w:abstractNumId w:val="991"/>
+  </w:num>
+  <w:num w:numId="1050">
+    <w:abstractNumId w:val="991"/>
+  </w:num>
+  <w:num w:numId="1051">
+    <w:abstractNumId w:val="991"/>
+  </w:num>
+  <w:num w:numId="1052">
+    <w:abstractNumId w:val="991"/>
+  </w:num>
+  <w:num w:numId="1053">
+    <w:abstractNumId w:val="991"/>
+  </w:num>
+  <w:num w:numId="1054">
+    <w:abstractNumId w:val="991"/>
+  </w:num>
   <w:num w:numId="1055">
     <w:abstractNumId w:val="991"/>
   </w:num>
   <w:num w:numId="1056">
-    <w:abstractNumId w:val="991"/>
+    <w:abstractNumId w:val="99411"/>
+    <w:lvlOverride w:ilvl="0">
+      <w:startOverride w:val="1"/>
+    </w:lvlOverride>
+    <w:lvlOverride w:ilvl="1">
+      <w:startOverride w:val="1"/>
+    </w:lvlOverride>
+    <w:lvlOverride w:ilvl="2">
+      <w:startOverride w:val="1"/>
+    </w:lvlOverride>
+    <w:lvlOverride w:ilvl="3">
+      <w:startOverride w:val="1"/>
+    </w:lvlOverride>
+    <w:lvlOverride w:ilvl="4">
+      <w:startOverride w:val="1"/>
+    </w:lvlOverride>
+    <w:lvlOverride w:ilvl="5">
+      <w:startOverride w:val="1"/>
+    </w:lvlOverride>
+    <w:lvlOverride w:ilvl="6">
+      <w:startOverride w:val="1"/>
+    </w:lvlOverride>
+    <w:lvlOverride w:ilvl="7">
+      <w:startOverride w:val="1"/>
+    </w:lvlOverride>
+    <w:lvlOverride w:ilvl="8">
+      <w:startOverride w:val="1"/>
+    </w:lvlOverride>
   </w:num>
   <w:num w:numId="1057">
     <w:abstractNumId w:val="991"/>
@@ -24034,6 +24198,12 @@
     <w:abstractNumId w:val="991"/>
   </w:num>
   <w:num w:numId="1067">
+    <w:abstractNumId w:val="991"/>
+  </w:num>
+  <w:num w:numId="1068">
+    <w:abstractNumId w:val="991"/>
+  </w:num>
+  <w:num w:numId="1069">
     <w:abstractNumId w:val="99411"/>
     <w:lvlOverride w:ilvl="0">
       <w:startOverride w:val="1"/>
@@ -24062,12 +24232,6 @@
     <w:lvlOverride w:ilvl="8">
       <w:startOverride w:val="1"/>
     </w:lvlOverride>
-  </w:num>
-  <w:num w:numId="1068">
-    <w:abstractNumId w:val="991"/>
-  </w:num>
-  <w:num w:numId="1069">
-    <w:abstractNumId w:val="991"/>
   </w:num>
   <w:num w:numId="1070">
     <w:abstractNumId w:val="991"/>
@@ -24103,18 +24267,6 @@
     <w:abstractNumId w:val="991"/>
   </w:num>
   <w:num w:numId="1081">
-    <w:abstractNumId w:val="991"/>
-  </w:num>
-  <w:num w:numId="1082">
-    <w:abstractNumId w:val="991"/>
-  </w:num>
-  <w:num w:numId="1083">
-    <w:abstractNumId w:val="991"/>
-  </w:num>
-  <w:num w:numId="1084">
-    <w:abstractNumId w:val="991"/>
-  </w:num>
-  <w:num w:numId="1085">
     <w:abstractNumId w:val="99411"/>
     <w:lvlOverride w:ilvl="0">
       <w:startOverride w:val="1"/>
@@ -24144,6 +24296,18 @@
       <w:startOverride w:val="1"/>
     </w:lvlOverride>
   </w:num>
+  <w:num w:numId="1082">
+    <w:abstractNumId w:val="991"/>
+  </w:num>
+  <w:num w:numId="1083">
+    <w:abstractNumId w:val="991"/>
+  </w:num>
+  <w:num w:numId="1084">
+    <w:abstractNumId w:val="991"/>
+  </w:num>
+  <w:num w:numId="1085">
+    <w:abstractNumId w:val="991"/>
+  </w:num>
   <w:num w:numId="1086">
     <w:abstractNumId w:val="991"/>
   </w:num>
@@ -24151,18 +24315,54 @@
     <w:abstractNumId w:val="991"/>
   </w:num>
   <w:num w:numId="1088">
-    <w:abstractNumId w:val="992"/>
+    <w:abstractNumId w:val="99411"/>
+    <w:lvlOverride w:ilvl="0">
+      <w:startOverride w:val="1"/>
+    </w:lvlOverride>
+    <w:lvlOverride w:ilvl="1">
+      <w:startOverride w:val="1"/>
+    </w:lvlOverride>
+    <w:lvlOverride w:ilvl="2">
+      <w:startOverride w:val="1"/>
+    </w:lvlOverride>
+    <w:lvlOverride w:ilvl="3">
+      <w:startOverride w:val="1"/>
+    </w:lvlOverride>
+    <w:lvlOverride w:ilvl="4">
+      <w:startOverride w:val="1"/>
+    </w:lvlOverride>
+    <w:lvlOverride w:ilvl="5">
+      <w:startOverride w:val="1"/>
+    </w:lvlOverride>
+    <w:lvlOverride w:ilvl="6">
+      <w:startOverride w:val="1"/>
+    </w:lvlOverride>
+    <w:lvlOverride w:ilvl="7">
+      <w:startOverride w:val="1"/>
+    </w:lvlOverride>
+    <w:lvlOverride w:ilvl="8">
+      <w:startOverride w:val="1"/>
+    </w:lvlOverride>
   </w:num>
   <w:num w:numId="1089">
-    <w:abstractNumId w:val="992"/>
+    <w:abstractNumId w:val="991"/>
   </w:num>
   <w:num w:numId="1090">
-    <w:abstractNumId w:val="992"/>
+    <w:abstractNumId w:val="991"/>
   </w:num>
   <w:num w:numId="1091">
     <w:abstractNumId w:val="992"/>
   </w:num>
   <w:num w:numId="1092">
+    <w:abstractNumId w:val="992"/>
+  </w:num>
+  <w:num w:numId="1093">
+    <w:abstractNumId w:val="992"/>
+  </w:num>
+  <w:num w:numId="1094">
+    <w:abstractNumId w:val="992"/>
+  </w:num>
+  <w:num w:numId="1095">
     <w:abstractNumId w:val="991"/>
   </w:num>
 </w:numbering>
@@ -24445,18 +24645,17 @@
     <w:link w:val="17"/>
     <w:uiPriority w:val="9"/>
     <w:qFormat/>
-    <w:rsid w:val="00256050"/>
+    <w:rsid w:val="00EB2253"/>
     <w:pPr>
       <w:keepNext/>
       <w:keepLines/>
       <w:pBdr>
-        <w:left w:color="C2D69B" w:space="0" w:sz="48" w:themeColor="accent3" w:themeTint="99" w:val="single"/>
-        <w:bottom w:color="4F81BD" w:space="0" w:sz="4" w:themeColor="accent1" w:val="dashSmallGap"/>
+        <w:left w:color="C9F296" w:space="0" w:sz="48" w:themeColor="accent3" w:themeTint="99" w:val="single"/>
+        <w:bottom w:color="4E67C8" w:space="0" w:sz="4" w:themeColor="accent1" w:val="dashSmallGap"/>
       </w:pBdr>
       <w:shd w:color="auto" w:fill="F2F2F2" w:themeFill="background1" w:themeFillShade="F2" w:val="clear"/>
       <w:snapToGrid w:val="0"/>
-      <w:spacing w:after="100" w:afterLines="100" w:before="480"/>
-      <w:ind w:firstLine="50" w:firstLineChars="50"/>
+      <w:spacing w:after="240" w:afterLines="100" w:before="480"/>
       <w:textAlignment w:val="bottom"/>
       <w:outlineLvl w:val="0"/>
     </w:pPr>
@@ -24475,24 +24674,25 @@
     <w:uiPriority w:val="9"/>
     <w:unhideWhenUsed/>
     <w:qFormat/>
-    <w:rsid w:val="00256050"/>
+    <w:rsid w:val="00EB2253"/>
     <w:pPr>
       <w:keepNext/>
       <w:keepLines/>
       <w:pBdr>
         <w:top w:color="595959" w:space="1" w:sz="6" w:themeColor="text1" w:themeTint="A6" w:val="single"/>
-        <w:left w:color="C2D69B" w:space="4" w:sz="48" w:themeColor="accent3" w:themeTint="99" w:val="single"/>
+        <w:left w:color="C9F296" w:space="4" w:sz="48" w:themeColor="accent3" w:themeTint="99" w:val="single"/>
         <w:bottom w:color="595959" w:space="1" w:sz="6" w:themeColor="text1" w:themeTint="A6" w:val="single"/>
         <w:right w:color="595959" w:space="4" w:sz="6" w:themeColor="text1" w:themeTint="A6" w:val="single"/>
       </w:pBdr>
       <w:snapToGrid w:val="0"/>
-      <w:spacing w:after="50" w:afterLines="50" w:before="240"/>
+      <w:spacing w:after="120" w:afterLines="50" w:before="240"/>
       <w:outlineLvl w:val="1"/>
     </w:pPr>
     <w:rPr>
       <w:rFonts w:ascii="Source Han Code JP M" w:cs="Source Han Code JP M" w:eastAsia="Source Han Code JP M" w:hAnsi="Source Han Code JP M"/>
       <w:sz w:val="40"/>
       <w:szCs w:val="40"/>
+      <w:lang w:eastAsia="ja"/>
     </w:rPr>
   </w:style>
   <w:style w:styleId="3" w:type="paragraph">
@@ -24503,15 +24703,15 @@
     <w:uiPriority w:val="9"/>
     <w:unhideWhenUsed/>
     <w:qFormat/>
-    <w:rsid w:val="00256050"/>
+    <w:rsid w:val="00FC046E"/>
     <w:pPr>
       <w:keepNext/>
       <w:keepLines/>
       <w:numPr>
         <w:numId w:val="3"/>
       </w:numPr>
-      <w:shd w:color="auto" w:fill="D6E3BC" w:themeFill="accent3" w:themeFillTint="66" w:val="clear"/>
-      <w:spacing w:after="50" w:afterLines="50" w:before="200"/>
+      <w:shd w:color="auto" w:fill="DBF6B9" w:themeFill="accent3" w:themeFillTint="66" w:val="clear"/>
+      <w:spacing w:after="120" w:afterLines="50" w:before="200"/>
       <w:outlineLvl w:val="2"/>
     </w:pPr>
     <w:rPr>
@@ -24541,7 +24741,7 @@
     </w:pPr>
     <w:rPr>
       <w:rFonts w:ascii="Source Han Code JP M" w:cs="Source Han Code JP M" w:eastAsia="Source Han Code JP M" w:hAnsi="Source Han Code JP M"/>
-      <w:color w:themeColor="text2" w:val="1F497D"/>
+      <w:color w:themeColor="text2" w:val="212745"/>
       <w:sz w:val="28"/>
       <w:szCs w:val="28"/>
     </w:rPr>
@@ -24582,7 +24782,7 @@
     </w:pPr>
     <w:rPr>
       <w:rFonts w:asciiTheme="majorHAnsi" w:cstheme="majorBidi" w:eastAsia="源ノ角ゴシック Code JP M" w:hAnsiTheme="majorHAnsi"/>
-      <w:color w:themeColor="accent1" w:val="4F81BD"/>
+      <w:color w:themeColor="accent1" w:val="4E67C8"/>
     </w:rPr>
   </w:style>
   <w:style w:styleId="70" w:type="paragraph">
@@ -24601,7 +24801,7 @@
     </w:pPr>
     <w:rPr>
       <w:rFonts w:asciiTheme="majorHAnsi" w:cstheme="majorBidi" w:eastAsia="源ノ角ゴシック Code JP M" w:hAnsiTheme="majorHAnsi"/>
-      <w:color w:themeColor="accent1" w:val="4F81BD"/>
+      <w:color w:themeColor="accent1" w:val="4E67C8"/>
     </w:rPr>
   </w:style>
   <w:style w:styleId="80" w:type="paragraph">
@@ -24620,7 +24820,7 @@
     </w:pPr>
     <w:rPr>
       <w:rFonts w:asciiTheme="majorHAnsi" w:cstheme="majorBidi" w:eastAsia="源ノ角ゴシック Code JP M" w:hAnsiTheme="majorHAnsi"/>
-      <w:color w:themeColor="accent1" w:val="4F81BD"/>
+      <w:color w:themeColor="accent1" w:val="4E67C8"/>
     </w:rPr>
   </w:style>
   <w:style w:styleId="90" w:type="paragraph">
@@ -24639,7 +24839,7 @@
     </w:pPr>
     <w:rPr>
       <w:rFonts w:asciiTheme="majorHAnsi" w:cstheme="majorBidi" w:eastAsia="源ノ角ゴシック Code JP M" w:hAnsiTheme="majorHAnsi"/>
-      <w:color w:themeColor="accent1" w:val="4F81BD"/>
+      <w:color w:themeColor="accent1" w:val="4E67C8"/>
     </w:rPr>
   </w:style>
   <w:style w:default="1" w:styleId="a3" w:type="character">
@@ -24718,7 +24918,7 @@
       <w:rFonts w:asciiTheme="majorHAnsi" w:cstheme="majorBidi" w:eastAsia="源ノ角ゴシック Code JP H" w:hAnsiTheme="majorHAnsi"/>
       <w:b/>
       <w:bCs/>
-      <w:color w:themeColor="accent1" w:themeShade="B5" w:val="345A8A"/>
+      <w:color w:themeColor="accent1" w:themeShade="B5" w:val="2E4396"/>
       <w:sz w:val="36"/>
       <w:szCs w:val="36"/>
     </w:rPr>
@@ -24796,12 +24996,12 @@
     <w:rsid w:val="00256050"/>
     <w:pPr>
       <w:pBdr>
-        <w:top w:color="EAF1DD" w:space="1" w:sz="48" w:themeColor="accent3" w:themeTint="33" w:val="single"/>
-        <w:left w:color="EAF1DD" w:space="4" w:sz="48" w:themeColor="accent3" w:themeTint="33" w:val="single"/>
-        <w:bottom w:color="EAF1DD" w:space="1" w:sz="48" w:themeColor="accent3" w:themeTint="33" w:val="single"/>
-        <w:right w:color="EAF1DD" w:space="4" w:sz="48" w:themeColor="accent3" w:themeTint="33" w:val="single"/>
+        <w:top w:color="EDFADC" w:space="1" w:sz="48" w:themeColor="accent3" w:themeTint="33" w:val="single"/>
+        <w:left w:color="EDFADC" w:space="4" w:sz="48" w:themeColor="accent3" w:themeTint="33" w:val="single"/>
+        <w:bottom w:color="EDFADC" w:space="1" w:sz="48" w:themeColor="accent3" w:themeTint="33" w:val="single"/>
+        <w:right w:color="EDFADC" w:space="4" w:sz="48" w:themeColor="accent3" w:themeTint="33" w:val="single"/>
       </w:pBdr>
-      <w:shd w:color="auto" w:fill="EAF1DD" w:themeFill="accent3" w:themeFillTint="33" w:val="clear"/>
+      <w:shd w:color="auto" w:fill="EDFADC" w:themeFill="accent3" w:themeFillTint="33" w:val="clear"/>
       <w:spacing w:after="100" w:before="100"/>
       <w:ind w:left="480" w:right="480"/>
     </w:pPr>
@@ -24921,7 +25121,7 @@
       <w:bCs/>
       <w:i w:val="0"/>
       <w:iCs w:val="0"/>
-      <w:color w:themeColor="accent5" w:val="4BACC6"/>
+      <w:color w:themeColor="accent5" w:val="FF8021"/>
       <w:sz w:val="28"/>
       <w:szCs w:val="16"/>
       <w:vertAlign w:val="superscript"/>
@@ -24931,7 +25131,7 @@
     <w:name w:val="Hyperlink"/>
     <w:basedOn w:val="ad"/>
     <w:rPr>
-      <w:color w:themeColor="accent1" w:val="4F81BD"/>
+      <w:color w:themeColor="accent1" w:val="4E67C8"/>
     </w:rPr>
   </w:style>
   <w:style w:styleId="af0" w:type="paragraph">
@@ -24949,7 +25149,7 @@
       <w:rFonts w:eastAsiaTheme="majorEastAsia"/>
       <w:b/>
       <w:bCs w:val="0"/>
-      <w:color w:themeColor="accent1" w:themeShade="BF" w:val="365F91"/>
+      <w:color w:themeColor="accent1" w:themeShade="BF" w:val="31479E"/>
     </w:rPr>
   </w:style>
   <w:style w:styleId="af1" w:type="paragraph">
@@ -25018,13 +25218,13 @@
     <w:basedOn w:val="a3"/>
     <w:link w:val="3"/>
     <w:uiPriority w:val="9"/>
-    <w:rsid w:val="00256050"/>
+    <w:rsid w:val="00FC046E"/>
     <w:rPr>
       <w:rFonts w:ascii="Source Han Code JP M" w:cs="Source Han Code JP M" w:eastAsia="Source Han Code JP R" w:hAnsi="Source Han Code JP M"/>
       <w:color w:themeColor="text1" w:themeTint="D9" w:val="262626"/>
       <w:sz w:val="32"/>
       <w:szCs w:val="28"/>
-      <w:shd w:color="auto" w:fill="D6E3BC" w:themeFill="accent3" w:themeFillTint="66" w:val="clear"/>
+      <w:shd w:color="auto" w:fill="DBF6B9" w:themeFill="accent3" w:themeFillTint="66" w:val="clear"/>
     </w:rPr>
   </w:style>
   <w:style w:customStyle="1" w:styleId="17" w:type="character">
@@ -25032,7 +25232,7 @@
     <w:basedOn w:val="a3"/>
     <w:link w:val="16"/>
     <w:uiPriority w:val="9"/>
-    <w:rsid w:val="00256050"/>
+    <w:rsid w:val="00EB2253"/>
     <w:rPr>
       <w:rFonts w:ascii="Source Han Code JP R" w:cstheme="majorBidi" w:eastAsia="Source Han Code JP R" w:hAnsi="Source Han Code JP R"/>
       <w:bCs/>
@@ -25054,10 +25254,10 @@
       <w:tblStyleRowBandSize w:val="1"/>
       <w:tblStyleColBandSize w:val="1"/>
       <w:tblBorders>
-        <w:top w:color="4BACC6" w:space="0" w:sz="4" w:themeColor="accent5" w:val="single"/>
-        <w:left w:color="4BACC6" w:space="0" w:sz="4" w:themeColor="accent5" w:val="single"/>
-        <w:bottom w:color="4BACC6" w:space="0" w:sz="4" w:themeColor="accent5" w:val="single"/>
-        <w:right w:color="4BACC6" w:space="0" w:sz="4" w:themeColor="accent5" w:val="single"/>
+        <w:top w:color="FF8021" w:space="0" w:sz="4" w:themeColor="accent5" w:val="single"/>
+        <w:left w:color="FF8021" w:space="0" w:sz="4" w:themeColor="accent5" w:val="single"/>
+        <w:bottom w:color="FF8021" w:space="0" w:sz="4" w:themeColor="accent5" w:val="single"/>
+        <w:right w:color="FF8021" w:space="0" w:sz="4" w:themeColor="accent5" w:val="single"/>
       </w:tblBorders>
     </w:tblPr>
     <w:tblStylePr w:type="firstRow">
@@ -25068,7 +25268,7 @@
       </w:rPr>
       <w:tblPr/>
       <w:tcPr>
-        <w:shd w:color="auto" w:fill="4BACC6" w:themeFill="accent5" w:val="clear"/>
+        <w:shd w:color="auto" w:fill="FF8021" w:themeFill="accent5" w:val="clear"/>
       </w:tcPr>
     </w:tblStylePr>
     <w:tblStylePr w:type="lastRow">
@@ -25079,7 +25279,7 @@
       <w:tblPr/>
       <w:tcPr>
         <w:tcBorders>
-          <w:top w:color="4BACC6" w:space="0" w:sz="4" w:themeColor="accent5" w:val="double"/>
+          <w:top w:color="FF8021" w:space="0" w:sz="4" w:themeColor="accent5" w:val="double"/>
         </w:tcBorders>
         <w:shd w:color="auto" w:fill="FFFFFF" w:themeFill="background1" w:val="clear"/>
       </w:tcPr>
@@ -25114,8 +25314,8 @@
       <w:tblPr/>
       <w:tcPr>
         <w:tcBorders>
-          <w:left w:color="4BACC6" w:space="0" w:sz="4" w:themeColor="accent5" w:val="single"/>
-          <w:right w:color="4BACC6" w:space="0" w:sz="4" w:themeColor="accent5" w:val="single"/>
+          <w:left w:color="FF8021" w:space="0" w:sz="4" w:themeColor="accent5" w:val="single"/>
+          <w:right w:color="FF8021" w:space="0" w:sz="4" w:themeColor="accent5" w:val="single"/>
         </w:tcBorders>
       </w:tcPr>
     </w:tblStylePr>
@@ -25123,8 +25323,8 @@
       <w:tblPr/>
       <w:tcPr>
         <w:tcBorders>
-          <w:top w:color="4BACC6" w:space="0" w:sz="4" w:themeColor="accent5" w:val="single"/>
-          <w:bottom w:color="4BACC6" w:space="0" w:sz="4" w:themeColor="accent5" w:val="single"/>
+          <w:top w:color="FF8021" w:space="0" w:sz="4" w:themeColor="accent5" w:val="single"/>
+          <w:bottom w:color="FF8021" w:space="0" w:sz="4" w:themeColor="accent5" w:val="single"/>
           <w:insideH w:val="nil"/>
         </w:tcBorders>
       </w:tcPr>
@@ -25151,7 +25351,7 @@
       <w:tblPr/>
       <w:tcPr>
         <w:tcBorders>
-          <w:top w:color="4BACC6" w:space="0" w:sz="4" w:themeColor="accent5" w:val="double"/>
+          <w:top w:color="FF8021" w:space="0" w:sz="4" w:themeColor="accent5" w:val="double"/>
           <w:left w:val="nil"/>
         </w:tcBorders>
       </w:tcPr>
@@ -25160,7 +25360,7 @@
       <w:tblPr/>
       <w:tcPr>
         <w:tcBorders>
-          <w:top w:color="4BACC6" w:space="0" w:sz="4" w:themeColor="accent5" w:val="double"/>
+          <w:top w:color="FF8021" w:space="0" w:sz="4" w:themeColor="accent5" w:val="double"/>
           <w:right w:val="nil"/>
         </w:tcBorders>
       </w:tcPr>
@@ -25281,7 +25481,7 @@
     <w:basedOn w:val="a3"/>
     <w:rsid w:val="00BD595A"/>
     <w:rPr>
-      <w:color w:themeColor="followedHyperlink" w:val="800080"/>
+      <w:color w:themeColor="followedHyperlink" w:val="59A8D1"/>
       <w:u w:val="single"/>
     </w:rPr>
   </w:style>
@@ -25297,12 +25497,12 @@
       <w:tblStyleRowBandSize w:val="1"/>
       <w:tblStyleColBandSize w:val="1"/>
       <w:tblBorders>
-        <w:top w:color="92CDDC" w:space="0" w:sz="4" w:themeColor="accent5" w:themeTint="99" w:val="single"/>
-        <w:left w:color="92CDDC" w:space="0" w:sz="4" w:themeColor="accent5" w:themeTint="99" w:val="single"/>
-        <w:bottom w:color="92CDDC" w:space="0" w:sz="4" w:themeColor="accent5" w:themeTint="99" w:val="single"/>
-        <w:right w:color="92CDDC" w:space="0" w:sz="4" w:themeColor="accent5" w:themeTint="99" w:val="single"/>
-        <w:insideH w:color="92CDDC" w:space="0" w:sz="4" w:themeColor="accent5" w:themeTint="99" w:val="single"/>
-        <w:insideV w:color="92CDDC" w:space="0" w:sz="4" w:themeColor="accent5" w:themeTint="99" w:val="single"/>
+        <w:top w:color="FFB279" w:space="0" w:sz="4" w:themeColor="accent5" w:themeTint="99" w:val="single"/>
+        <w:left w:color="FFB279" w:space="0" w:sz="4" w:themeColor="accent5" w:themeTint="99" w:val="single"/>
+        <w:bottom w:color="FFB279" w:space="0" w:sz="4" w:themeColor="accent5" w:themeTint="99" w:val="single"/>
+        <w:right w:color="FFB279" w:space="0" w:sz="4" w:themeColor="accent5" w:themeTint="99" w:val="single"/>
+        <w:insideH w:color="FFB279" w:space="0" w:sz="4" w:themeColor="accent5" w:themeTint="99" w:val="single"/>
+        <w:insideV w:color="FFB279" w:space="0" w:sz="4" w:themeColor="accent5" w:themeTint="99" w:val="single"/>
       </w:tblBorders>
     </w:tblPr>
     <w:tblStylePr w:type="firstRow">
@@ -25314,14 +25514,14 @@
       <w:tblPr/>
       <w:tcPr>
         <w:tcBorders>
-          <w:top w:color="4BACC6" w:space="0" w:sz="4" w:themeColor="accent5" w:val="single"/>
-          <w:left w:color="4BACC6" w:space="0" w:sz="4" w:themeColor="accent5" w:val="single"/>
-          <w:bottom w:color="4BACC6" w:space="0" w:sz="4" w:themeColor="accent5" w:val="single"/>
-          <w:right w:color="4BACC6" w:space="0" w:sz="4" w:themeColor="accent5" w:val="single"/>
+          <w:top w:color="FF8021" w:space="0" w:sz="4" w:themeColor="accent5" w:val="single"/>
+          <w:left w:color="FF8021" w:space="0" w:sz="4" w:themeColor="accent5" w:val="single"/>
+          <w:bottom w:color="FF8021" w:space="0" w:sz="4" w:themeColor="accent5" w:val="single"/>
+          <w:right w:color="FF8021" w:space="0" w:sz="4" w:themeColor="accent5" w:val="single"/>
           <w:insideH w:val="nil"/>
           <w:insideV w:val="nil"/>
         </w:tcBorders>
-        <w:shd w:color="auto" w:fill="4BACC6" w:themeFill="accent5" w:val="clear"/>
+        <w:shd w:color="auto" w:fill="FF8021" w:themeFill="accent5" w:val="clear"/>
       </w:tcPr>
     </w:tblStylePr>
     <w:tblStylePr w:type="lastRow">
@@ -25332,7 +25532,7 @@
       <w:tblPr/>
       <w:tcPr>
         <w:tcBorders>
-          <w:top w:color="4BACC6" w:space="0" w:sz="4" w:themeColor="accent5" w:val="double"/>
+          <w:top w:color="FF8021" w:space="0" w:sz="4" w:themeColor="accent5" w:val="double"/>
         </w:tcBorders>
       </w:tcPr>
     </w:tblStylePr>
@@ -25351,13 +25551,13 @@
     <w:tblStylePr w:type="band1Vert">
       <w:tblPr/>
       <w:tcPr>
-        <w:shd w:color="auto" w:fill="DAEEF3" w:themeFill="accent5" w:themeFillTint="33" w:val="clear"/>
+        <w:shd w:color="auto" w:fill="FFE5D2" w:themeFill="accent5" w:themeFillTint="33" w:val="clear"/>
       </w:tcPr>
     </w:tblStylePr>
     <w:tblStylePr w:type="band1Horz">
       <w:tblPr/>
       <w:tcPr>
-        <w:shd w:color="auto" w:fill="DAEEF3" w:themeFill="accent5" w:themeFillTint="33" w:val="clear"/>
+        <w:shd w:color="auto" w:fill="FFE5D2" w:themeFill="accent5" w:themeFillTint="33" w:val="clear"/>
       </w:tcPr>
     </w:tblStylePr>
   </w:style>
@@ -25396,7 +25596,7 @@
         <w:tcBorders>
           <w:bottom w:val="nil"/>
         </w:tcBorders>
-        <w:shd w:color="auto" w:fill="4BACC6" w:themeFill="accent5" w:val="clear"/>
+        <w:shd w:color="auto" w:fill="FF8021" w:themeFill="accent5" w:val="clear"/>
       </w:tcPr>
     </w:tblStylePr>
     <w:tblStylePr w:type="band1Horz">
@@ -25891,7 +26091,7 @@
 <file path=word/theme/theme1.xml><?xml version="1.0" encoding="utf-8"?>
 <a:theme xmlns:a="http://schemas.openxmlformats.org/drawingml/2006/main" name="Office Theme">
   <a:themeElements>
-    <a:clrScheme name="Office">
+    <a:clrScheme name="スリップストリーム">
       <a:dk1>
         <a:sysClr val="windowText" lastClr="000000"/>
       </a:dk1>
@@ -25899,34 +26099,34 @@
         <a:sysClr val="window" lastClr="FFFFFF"/>
       </a:lt1>
       <a:dk2>
-        <a:srgbClr val="1F497D"/>
+        <a:srgbClr val="212745"/>
       </a:dk2>
       <a:lt2>
-        <a:srgbClr val="EEECE1"/>
+        <a:srgbClr val="B4DCFA"/>
       </a:lt2>
       <a:accent1>
-        <a:srgbClr val="4F81BD"/>
+        <a:srgbClr val="4E67C8"/>
       </a:accent1>
       <a:accent2>
-        <a:srgbClr val="C0504D"/>
+        <a:srgbClr val="5ECCF3"/>
       </a:accent2>
       <a:accent3>
-        <a:srgbClr val="9BBB59"/>
+        <a:srgbClr val="A7EA52"/>
       </a:accent3>
       <a:accent4>
-        <a:srgbClr val="8064A2"/>
+        <a:srgbClr val="5DCEAF"/>
       </a:accent4>
       <a:accent5>
-        <a:srgbClr val="4BACC6"/>
+        <a:srgbClr val="FF8021"/>
       </a:accent5>
       <a:accent6>
-        <a:srgbClr val="F79646"/>
+        <a:srgbClr val="F14124"/>
       </a:accent6>
       <a:hlink>
-        <a:srgbClr val="0000FF"/>
+        <a:srgbClr val="56C7AA"/>
       </a:hlink>
       <a:folHlink>
-        <a:srgbClr val="800080"/>
+        <a:srgbClr val="59A8D1"/>
       </a:folHlink>
     </a:clrScheme>
     <a:fontScheme name="Office">
